--- a/день 13.docx
+++ b/день 13.docx
@@ -391,7 +391,7 @@
           <w:szCs w:val="28"/>
         </w:rPr>
         <w:lastRenderedPageBreak/>
-        <w:t>1. Структура проекта (дополненная)</w:t>
+        <w:t xml:space="preserve">1. Структура проекта </w:t>
       </w:r>
     </w:p>
     <w:p>

--- a/день 13.docx
+++ b/день 13.docx
@@ -170,23 +170,21 @@
       <w:pPr>
         <w:spacing w:after="160"/>
         <w:ind w:firstLine="0"/>
+        <w:jc w:val="center"/>
         <w:rPr>
           <w:rFonts w:eastAsia="Calibri"/>
           <w:szCs w:val="22"/>
           <w:lang w:eastAsia="en-US"/>
         </w:rPr>
       </w:pPr>
-    </w:p>
-    <w:p>
-      <w:pPr>
-        <w:spacing w:after="160"/>
-        <w:ind w:firstLine="0"/>
+      <w:r>
         <w:rPr>
           <w:rFonts w:eastAsia="Calibri"/>
           <w:szCs w:val="22"/>
           <w:lang w:eastAsia="en-US"/>
         </w:rPr>
-      </w:pPr>
+        <w:t>Вариант 12</w:t>
+      </w:r>
     </w:p>
     <w:p>
       <w:pPr>
@@ -213,8 +211,7 @@
     <w:p>
       <w:pPr>
         <w:spacing w:after="160"/>
-        <w:ind w:firstLine="284"/>
-        <w:jc w:val="right"/>
+        <w:ind w:firstLine="0"/>
         <w:rPr>
           <w:rFonts w:eastAsia="Calibri"/>
           <w:szCs w:val="22"/>
@@ -248,7 +245,6 @@
     </w:p>
     <w:p>
       <w:pPr>
-        <w:spacing w:after="160"/>
         <w:ind w:firstLine="284"/>
         <w:jc w:val="right"/>
         <w:rPr>
@@ -257,75 +253,79 @@
           <w:lang w:eastAsia="en-US"/>
         </w:rPr>
       </w:pPr>
-    </w:p>
-    <w:p>
-      <w:pPr>
-        <w:spacing w:after="160"/>
-        <w:ind w:firstLine="284"/>
-        <w:jc w:val="right"/>
+      <w:r>
         <w:rPr>
           <w:rFonts w:eastAsia="Calibri"/>
           <w:szCs w:val="22"/>
           <w:lang w:eastAsia="en-US"/>
         </w:rPr>
-      </w:pPr>
-      <w:r>
+        <w:t>Выполнила: Шашкина А.Н.</w:t>
+      </w:r>
+    </w:p>
+    <w:p>
+      <w:pPr>
+        <w:ind w:firstLine="284"/>
+        <w:jc w:val="right"/>
         <w:rPr>
           <w:rFonts w:eastAsia="Calibri"/>
           <w:szCs w:val="22"/>
           <w:lang w:eastAsia="en-US"/>
         </w:rPr>
-        <w:t>Выполнил</w:t>
-      </w:r>
+      </w:pPr>
       <w:r>
         <w:rPr>
           <w:rFonts w:eastAsia="Calibri"/>
           <w:szCs w:val="22"/>
           <w:lang w:eastAsia="en-US"/>
         </w:rPr>
-        <w:t>а: Шашкина А.Н.</w:t>
+        <w:t>Студентка 24-ИС.</w:t>
       </w:r>
     </w:p>
     <w:p>
       <w:pPr>
         <w:spacing w:after="160"/>
         <w:ind w:firstLine="284"/>
-        <w:jc w:val="right"/>
+        <w:jc w:val="center"/>
         <w:rPr>
           <w:rFonts w:eastAsia="Calibri"/>
           <w:szCs w:val="22"/>
           <w:lang w:eastAsia="en-US"/>
         </w:rPr>
       </w:pPr>
-      <w:r>
+    </w:p>
+    <w:p>
+      <w:pPr>
+        <w:spacing w:after="160"/>
+        <w:ind w:firstLine="284"/>
+        <w:jc w:val="center"/>
         <w:rPr>
           <w:rFonts w:eastAsia="Calibri"/>
           <w:szCs w:val="22"/>
           <w:lang w:eastAsia="en-US"/>
         </w:rPr>
-        <w:t>Студент</w:t>
-      </w:r>
-      <w:r>
+      </w:pPr>
+    </w:p>
+    <w:p>
+      <w:pPr>
+        <w:ind w:firstLine="284"/>
+        <w:jc w:val="center"/>
         <w:rPr>
           <w:rFonts w:eastAsia="Calibri"/>
           <w:szCs w:val="22"/>
           <w:lang w:eastAsia="en-US"/>
         </w:rPr>
-        <w:t>ка</w:t>
-      </w:r>
+      </w:pPr>
       <w:r>
         <w:rPr>
           <w:rFonts w:eastAsia="Calibri"/>
           <w:szCs w:val="22"/>
           <w:lang w:eastAsia="en-US"/>
         </w:rPr>
-        <w:t xml:space="preserve"> 24-ИС.</w:t>
-      </w:r>
-    </w:p>
-    <w:p>
-      <w:pPr>
-        <w:spacing w:after="160"/>
-        <w:ind w:firstLine="284"/>
+        <w:t>Красные Баки</w:t>
+      </w:r>
+    </w:p>
+    <w:p>
+      <w:pPr>
         <w:jc w:val="center"/>
         <w:rPr>
           <w:rFonts w:eastAsia="Calibri"/>
@@ -333,1607 +333,1609 @@
           <w:lang w:eastAsia="en-US"/>
         </w:rPr>
       </w:pPr>
-    </w:p>
-    <w:p>
-      <w:pPr>
-        <w:jc w:val="center"/>
+      <w:r>
         <w:rPr>
           <w:rFonts w:eastAsia="Calibri"/>
           <w:szCs w:val="22"/>
           <w:lang w:eastAsia="en-US"/>
         </w:rPr>
-      </w:pPr>
-      <w:r>
-        <w:rPr>
-          <w:rFonts w:eastAsia="Calibri"/>
-          <w:szCs w:val="22"/>
-          <w:lang w:eastAsia="en-US"/>
-        </w:rPr>
-        <w:t>202</w:t>
-      </w:r>
-      <w:r>
-        <w:rPr>
-          <w:rFonts w:eastAsia="Calibri"/>
-          <w:szCs w:val="22"/>
-          <w:lang w:eastAsia="en-US"/>
-        </w:rPr>
-        <w:t>6</w:t>
-      </w:r>
-      <w:r>
-        <w:rPr>
-          <w:rFonts w:eastAsia="Calibri"/>
-          <w:szCs w:val="22"/>
-          <w:lang w:eastAsia="en-US"/>
-        </w:rPr>
-        <w:t>г</w:t>
-      </w:r>
-    </w:p>
-    <w:p>
-      <w:pPr>
-        <w:shd w:val="clear" w:color="auto" w:fill="FFFFFF"/>
-        <w:spacing w:after="240" w:line="450" w:lineRule="atLeast"/>
+        <w:t>2026г</w:t>
+      </w:r>
+    </w:p>
+    <w:p>
+      <w:pPr>
+        <w:shd w:val="clear" w:color="auto" w:fill="FFFFFF"/>
+        <w:outlineLvl w:val="2"/>
+        <w:rPr>
+          <w:b/>
+          <w:bCs/>
+          <w:color w:val="0F1115"/>
+          <w:szCs w:val="28"/>
+        </w:rPr>
+      </w:pPr>
+      <w:r>
+        <w:rPr>
+          <w:b/>
+          <w:bCs/>
+          <w:szCs w:val="28"/>
+        </w:rPr>
+        <w:lastRenderedPageBreak/>
+        <w:t>Интеграция с внешним API:</w:t>
+      </w:r>
+      <w:r>
+        <w:rPr>
+          <w:szCs w:val="28"/>
+        </w:rPr>
+        <w:t> проверка доступности номеров через внешний сервис (мок)</w:t>
+      </w:r>
+    </w:p>
+    <w:p>
+      <w:pPr>
+        <w:shd w:val="clear" w:color="auto" w:fill="FFFFFF"/>
+        <w:outlineLvl w:val="2"/>
+        <w:rPr>
+          <w:b/>
+          <w:bCs/>
+          <w:color w:val="0F1115"/>
+          <w:szCs w:val="28"/>
+        </w:rPr>
+      </w:pPr>
+      <w:r>
+        <w:rPr>
+          <w:b/>
+          <w:bCs/>
+          <w:color w:val="0F1115"/>
+          <w:szCs w:val="28"/>
+        </w:rPr>
+        <w:t xml:space="preserve">1. Структура проекта </w:t>
+      </w:r>
+    </w:p>
+    <w:p>
+      <w:pPr>
+        <w:pStyle w:val="3"/>
+        <w:shd w:val="clear" w:color="auto" w:fill="FFFFFF"/>
+        <w:spacing w:before="0" w:beforeAutospacing="0" w:after="0" w:afterAutospacing="0"/>
+        <w:ind w:firstLine="709"/>
+        <w:jc w:val="both"/>
+        <w:rPr>
+          <w:rStyle w:val="a5"/>
+          <w:b/>
+          <w:bCs/>
+          <w:color w:val="0F1115"/>
+          <w:sz w:val="24"/>
+          <w:szCs w:val="24"/>
+        </w:rPr>
+      </w:pPr>
+      <w:r>
+        <w:rPr>
+          <w:rStyle w:val="a5"/>
+          <w:b/>
+          <w:bCs/>
+          <w:color w:val="0F1115"/>
+          <w:sz w:val="24"/>
+          <w:szCs w:val="24"/>
+        </w:rPr>
+        <w:t>день 13/</w:t>
+      </w:r>
+    </w:p>
+    <w:p>
+      <w:pPr>
+        <w:pStyle w:val="3"/>
+        <w:shd w:val="clear" w:color="auto" w:fill="FFFFFF"/>
+        <w:spacing w:before="0" w:beforeAutospacing="0" w:after="0" w:afterAutospacing="0"/>
+        <w:ind w:firstLine="709"/>
+        <w:jc w:val="both"/>
+        <w:rPr>
+          <w:rStyle w:val="a5"/>
+          <w:b/>
+          <w:bCs/>
+          <w:color w:val="0F1115"/>
+          <w:sz w:val="24"/>
+          <w:szCs w:val="24"/>
+        </w:rPr>
+      </w:pPr>
+      <w:r>
+        <w:rPr>
+          <w:rStyle w:val="a5"/>
+          <w:b/>
+          <w:bCs/>
+          <w:color w:val="0F1115"/>
+          <w:sz w:val="24"/>
+          <w:szCs w:val="24"/>
+        </w:rPr>
+        <w:t>│</w:t>
+      </w:r>
+    </w:p>
+    <w:p>
+      <w:pPr>
+        <w:pStyle w:val="3"/>
+        <w:shd w:val="clear" w:color="auto" w:fill="FFFFFF"/>
+        <w:spacing w:before="0" w:beforeAutospacing="0" w:after="0" w:afterAutospacing="0"/>
+        <w:ind w:firstLine="709"/>
+        <w:jc w:val="both"/>
+        <w:rPr>
+          <w:rStyle w:val="a5"/>
+          <w:b/>
+          <w:bCs/>
+          <w:color w:val="0F1115"/>
+          <w:sz w:val="24"/>
+          <w:szCs w:val="24"/>
+        </w:rPr>
+      </w:pPr>
+      <w:r>
+        <w:rPr>
+          <w:rStyle w:val="a5"/>
+          <w:b/>
+          <w:bCs/>
+          <w:color w:val="0F1115"/>
+          <w:sz w:val="24"/>
+          <w:szCs w:val="24"/>
+        </w:rPr>
+        <w:t>├── booking_service_with_adapter.py          # Основной код (всё в одном файле)</w:t>
+      </w:r>
+    </w:p>
+    <w:p>
+      <w:pPr>
+        <w:pStyle w:val="3"/>
+        <w:shd w:val="clear" w:color="auto" w:fill="FFFFFF"/>
+        <w:spacing w:before="0" w:beforeAutospacing="0" w:after="0" w:afterAutospacing="0"/>
+        <w:ind w:firstLine="709"/>
+        <w:jc w:val="both"/>
+        <w:rPr>
+          <w:rStyle w:val="a5"/>
+          <w:b/>
+          <w:bCs/>
+          <w:color w:val="0F1115"/>
+          <w:sz w:val="24"/>
+          <w:szCs w:val="24"/>
+        </w:rPr>
+      </w:pPr>
+      <w:r>
+        <w:rPr>
+          <w:rStyle w:val="a5"/>
+          <w:b/>
+          <w:bCs/>
+          <w:color w:val="0F1115"/>
+          <w:sz w:val="24"/>
+          <w:szCs w:val="24"/>
+        </w:rPr>
+        <w:t>│   ├── ExternalRoomAvailabilityAdapter      # Абстрактный базовый адаптер</w:t>
+      </w:r>
+    </w:p>
+    <w:p>
+      <w:pPr>
+        <w:pStyle w:val="3"/>
+        <w:shd w:val="clear" w:color="auto" w:fill="FFFFFF"/>
+        <w:spacing w:before="0" w:beforeAutospacing="0" w:after="0" w:afterAutospacing="0"/>
+        <w:ind w:firstLine="709"/>
+        <w:jc w:val="both"/>
+        <w:rPr>
+          <w:rStyle w:val="a5"/>
+          <w:b/>
+          <w:bCs/>
+          <w:color w:val="0F1115"/>
+          <w:sz w:val="24"/>
+          <w:szCs w:val="24"/>
+        </w:rPr>
+      </w:pPr>
+      <w:r>
+        <w:rPr>
+          <w:rStyle w:val="a5"/>
+          <w:b/>
+          <w:bCs/>
+          <w:color w:val="0F1115"/>
+          <w:sz w:val="24"/>
+          <w:szCs w:val="24"/>
+        </w:rPr>
+        <w:t>│   ├── DomainError                          # Базовое исключение</w:t>
+      </w:r>
+    </w:p>
+    <w:p>
+      <w:pPr>
+        <w:pStyle w:val="3"/>
+        <w:shd w:val="clear" w:color="auto" w:fill="FFFFFF"/>
+        <w:spacing w:before="0" w:beforeAutospacing="0" w:after="0" w:afterAutospacing="0"/>
+        <w:ind w:firstLine="709"/>
+        <w:jc w:val="both"/>
+        <w:rPr>
+          <w:rStyle w:val="a5"/>
+          <w:b/>
+          <w:bCs/>
+          <w:color w:val="0F1115"/>
+          <w:sz w:val="24"/>
+          <w:szCs w:val="24"/>
+        </w:rPr>
+      </w:pPr>
+      <w:r>
+        <w:rPr>
+          <w:rStyle w:val="a5"/>
+          <w:b/>
+          <w:bCs/>
+          <w:color w:val="0F1115"/>
+          <w:sz w:val="24"/>
+          <w:szCs w:val="24"/>
+        </w:rPr>
+        <w:t>│   ├── ExternalAPITimeoutError              # Исключение таймаута</w:t>
+      </w:r>
+    </w:p>
+    <w:p>
+      <w:pPr>
+        <w:pStyle w:val="3"/>
+        <w:shd w:val="clear" w:color="auto" w:fill="FFFFFF"/>
+        <w:spacing w:before="0" w:beforeAutospacing="0" w:after="0" w:afterAutospacing="0"/>
+        <w:ind w:firstLine="709"/>
+        <w:jc w:val="both"/>
+        <w:rPr>
+          <w:rStyle w:val="a5"/>
+          <w:b/>
+          <w:bCs/>
+          <w:color w:val="0F1115"/>
+          <w:sz w:val="24"/>
+          <w:szCs w:val="24"/>
+        </w:rPr>
+      </w:pPr>
+      <w:r>
+        <w:rPr>
+          <w:rStyle w:val="a5"/>
+          <w:b/>
+          <w:bCs/>
+          <w:color w:val="0F1115"/>
+          <w:sz w:val="24"/>
+          <w:szCs w:val="24"/>
+        </w:rPr>
+        <w:t>│   ├── ExternalAPINotAvailableError         # Исключение недоступности API</w:t>
+      </w:r>
+    </w:p>
+    <w:p>
+      <w:pPr>
+        <w:pStyle w:val="3"/>
+        <w:shd w:val="clear" w:color="auto" w:fill="FFFFFF"/>
+        <w:spacing w:before="0" w:beforeAutospacing="0" w:after="0" w:afterAutospacing="0"/>
+        <w:ind w:firstLine="709"/>
+        <w:jc w:val="both"/>
+        <w:rPr>
+          <w:rStyle w:val="a5"/>
+          <w:b/>
+          <w:bCs/>
+          <w:color w:val="0F1115"/>
+          <w:sz w:val="24"/>
+          <w:szCs w:val="24"/>
+        </w:rPr>
+      </w:pPr>
+      <w:r>
+        <w:rPr>
+          <w:rStyle w:val="a5"/>
+          <w:b/>
+          <w:bCs/>
+          <w:color w:val="0F1115"/>
+          <w:sz w:val="24"/>
+          <w:szCs w:val="24"/>
+        </w:rPr>
+        <w:t>│   ├── ExternalAPICheckFailedError          # Исключение проверки API</w:t>
+      </w:r>
+    </w:p>
+    <w:p>
+      <w:pPr>
+        <w:pStyle w:val="3"/>
+        <w:shd w:val="clear" w:color="auto" w:fill="FFFFFF"/>
+        <w:spacing w:before="0" w:beforeAutospacing="0" w:after="0" w:afterAutospacing="0"/>
+        <w:ind w:firstLine="709"/>
+        <w:jc w:val="both"/>
+        <w:rPr>
+          <w:rStyle w:val="a5"/>
+          <w:b/>
+          <w:bCs/>
+          <w:color w:val="0F1115"/>
+          <w:sz w:val="24"/>
+          <w:szCs w:val="24"/>
+        </w:rPr>
+      </w:pPr>
+      <w:r>
+        <w:rPr>
+          <w:rStyle w:val="a5"/>
+          <w:b/>
+          <w:bCs/>
+          <w:color w:val="0F1115"/>
+          <w:sz w:val="24"/>
+          <w:szCs w:val="24"/>
+        </w:rPr>
+        <w:t>│   ├── RoomNotFoundError                    # Номер не найден</w:t>
+      </w:r>
+    </w:p>
+    <w:p>
+      <w:pPr>
+        <w:pStyle w:val="3"/>
+        <w:shd w:val="clear" w:color="auto" w:fill="FFFFFF"/>
+        <w:spacing w:before="0" w:beforeAutospacing="0" w:after="0" w:afterAutospacing="0"/>
+        <w:ind w:firstLine="709"/>
+        <w:jc w:val="both"/>
+        <w:rPr>
+          <w:rStyle w:val="a5"/>
+          <w:b/>
+          <w:bCs/>
+          <w:color w:val="0F1115"/>
+          <w:sz w:val="24"/>
+          <w:szCs w:val="24"/>
+        </w:rPr>
+      </w:pPr>
+      <w:r>
+        <w:rPr>
+          <w:rStyle w:val="a5"/>
+          <w:b/>
+          <w:bCs/>
+          <w:color w:val="0F1115"/>
+          <w:sz w:val="24"/>
+          <w:szCs w:val="24"/>
+        </w:rPr>
+        <w:t>│   ├── BookingConflictError                 # Конфликт бронирований</w:t>
+      </w:r>
+    </w:p>
+    <w:p>
+      <w:pPr>
+        <w:pStyle w:val="3"/>
+        <w:shd w:val="clear" w:color="auto" w:fill="FFFFFF"/>
+        <w:spacing w:before="0" w:beforeAutospacing="0" w:after="0" w:afterAutospacing="0"/>
+        <w:ind w:firstLine="709"/>
+        <w:jc w:val="both"/>
+        <w:rPr>
+          <w:rStyle w:val="a5"/>
+          <w:b/>
+          <w:bCs/>
+          <w:color w:val="0F1115"/>
+          <w:sz w:val="24"/>
+          <w:szCs w:val="24"/>
+        </w:rPr>
+      </w:pPr>
+      <w:r>
+        <w:rPr>
+          <w:rStyle w:val="a5"/>
+          <w:b/>
+          <w:bCs/>
+          <w:color w:val="0F1115"/>
+          <w:sz w:val="24"/>
+          <w:szCs w:val="24"/>
+        </w:rPr>
+        <w:t>│   ├── MockExternalAPIAdapter               # Мок-адаптер внешнего API (с retry)</w:t>
+      </w:r>
+    </w:p>
+    <w:p>
+      <w:pPr>
+        <w:pStyle w:val="3"/>
+        <w:shd w:val="clear" w:color="auto" w:fill="FFFFFF"/>
+        <w:spacing w:before="0" w:beforeAutospacing="0" w:after="0" w:afterAutospacing="0"/>
+        <w:ind w:firstLine="709"/>
+        <w:jc w:val="both"/>
+        <w:rPr>
+          <w:rStyle w:val="a5"/>
+          <w:b/>
+          <w:bCs/>
+          <w:color w:val="0F1115"/>
+          <w:sz w:val="24"/>
+          <w:szCs w:val="24"/>
+        </w:rPr>
+      </w:pPr>
+      <w:r>
+        <w:rPr>
+          <w:rStyle w:val="a5"/>
+          <w:b/>
+          <w:bCs/>
+          <w:color w:val="0F1115"/>
+          <w:sz w:val="24"/>
+          <w:szCs w:val="24"/>
+        </w:rPr>
+        <w:t>│   ├── Room                                 # Модель номера</w:t>
+      </w:r>
+    </w:p>
+    <w:p>
+      <w:pPr>
+        <w:pStyle w:val="3"/>
+        <w:shd w:val="clear" w:color="auto" w:fill="FFFFFF"/>
+        <w:spacing w:before="0" w:beforeAutospacing="0" w:after="0" w:afterAutospacing="0"/>
+        <w:ind w:firstLine="709"/>
+        <w:jc w:val="both"/>
+        <w:rPr>
+          <w:rStyle w:val="a5"/>
+          <w:b/>
+          <w:bCs/>
+          <w:color w:val="0F1115"/>
+          <w:sz w:val="24"/>
+          <w:szCs w:val="24"/>
+        </w:rPr>
+      </w:pPr>
+      <w:r>
+        <w:rPr>
+          <w:rStyle w:val="a5"/>
+          <w:b/>
+          <w:bCs/>
+          <w:color w:val="0F1115"/>
+          <w:sz w:val="24"/>
+          <w:szCs w:val="24"/>
+        </w:rPr>
+        <w:t>│   ├── Booking                              # Модель бронирования</w:t>
+      </w:r>
+    </w:p>
+    <w:p>
+      <w:pPr>
+        <w:pStyle w:val="3"/>
+        <w:shd w:val="clear" w:color="auto" w:fill="FFFFFF"/>
+        <w:spacing w:before="0" w:beforeAutospacing="0" w:after="0" w:afterAutospacing="0"/>
+        <w:ind w:firstLine="709"/>
+        <w:jc w:val="both"/>
+        <w:rPr>
+          <w:rStyle w:val="a5"/>
+          <w:b/>
+          <w:bCs/>
+          <w:color w:val="0F1115"/>
+          <w:sz w:val="24"/>
+          <w:szCs w:val="24"/>
+          <w:lang w:val="en-US"/>
+        </w:rPr>
+      </w:pPr>
+      <w:r>
+        <w:rPr>
+          <w:rStyle w:val="a5"/>
+          <w:b/>
+          <w:bCs/>
+          <w:color w:val="0F1115"/>
+          <w:sz w:val="24"/>
+          <w:szCs w:val="24"/>
+          <w:lang w:val="en-US"/>
+        </w:rPr>
+        <w:t xml:space="preserve">│   ├── RoomRepository                       # </w:t>
+      </w:r>
+      <w:r>
+        <w:rPr>
+          <w:rStyle w:val="a5"/>
+          <w:b/>
+          <w:bCs/>
+          <w:color w:val="0F1115"/>
+          <w:sz w:val="24"/>
+          <w:szCs w:val="24"/>
+        </w:rPr>
+        <w:t>Репозиторий</w:t>
+      </w:r>
+      <w:r>
+        <w:rPr>
+          <w:rStyle w:val="a5"/>
+          <w:b/>
+          <w:bCs/>
+          <w:color w:val="0F1115"/>
+          <w:sz w:val="24"/>
+          <w:szCs w:val="24"/>
+          <w:lang w:val="en-US"/>
+        </w:rPr>
+        <w:t xml:space="preserve"> </w:t>
+      </w:r>
+      <w:r>
+        <w:rPr>
+          <w:rStyle w:val="a5"/>
+          <w:b/>
+          <w:bCs/>
+          <w:color w:val="0F1115"/>
+          <w:sz w:val="24"/>
+          <w:szCs w:val="24"/>
+        </w:rPr>
+        <w:t>номеров</w:t>
+      </w:r>
+      <w:r>
+        <w:rPr>
+          <w:rStyle w:val="a5"/>
+          <w:b/>
+          <w:bCs/>
+          <w:color w:val="0F1115"/>
+          <w:sz w:val="24"/>
+          <w:szCs w:val="24"/>
+          <w:lang w:val="en-US"/>
+        </w:rPr>
+        <w:t xml:space="preserve"> (in-memory)</w:t>
+      </w:r>
+    </w:p>
+    <w:p>
+      <w:pPr>
+        <w:pStyle w:val="3"/>
+        <w:shd w:val="clear" w:color="auto" w:fill="FFFFFF"/>
+        <w:spacing w:before="0" w:beforeAutospacing="0" w:after="0" w:afterAutospacing="0"/>
+        <w:ind w:firstLine="709"/>
+        <w:jc w:val="both"/>
+        <w:rPr>
+          <w:rStyle w:val="a5"/>
+          <w:b/>
+          <w:bCs/>
+          <w:color w:val="0F1115"/>
+          <w:sz w:val="24"/>
+          <w:szCs w:val="24"/>
+          <w:lang w:val="en-US"/>
+        </w:rPr>
+      </w:pPr>
+      <w:r>
+        <w:rPr>
+          <w:rStyle w:val="a5"/>
+          <w:b/>
+          <w:bCs/>
+          <w:color w:val="0F1115"/>
+          <w:sz w:val="24"/>
+          <w:szCs w:val="24"/>
+          <w:lang w:val="en-US"/>
+        </w:rPr>
+        <w:t xml:space="preserve">│   ├── BookingRepository                    # </w:t>
+      </w:r>
+      <w:r>
+        <w:rPr>
+          <w:rStyle w:val="a5"/>
+          <w:b/>
+          <w:bCs/>
+          <w:color w:val="0F1115"/>
+          <w:sz w:val="24"/>
+          <w:szCs w:val="24"/>
+        </w:rPr>
+        <w:t>Репозиторий</w:t>
+      </w:r>
+      <w:r>
+        <w:rPr>
+          <w:rStyle w:val="a5"/>
+          <w:b/>
+          <w:bCs/>
+          <w:color w:val="0F1115"/>
+          <w:sz w:val="24"/>
+          <w:szCs w:val="24"/>
+          <w:lang w:val="en-US"/>
+        </w:rPr>
+        <w:t xml:space="preserve"> </w:t>
+      </w:r>
+      <w:r>
+        <w:rPr>
+          <w:rStyle w:val="a5"/>
+          <w:b/>
+          <w:bCs/>
+          <w:color w:val="0F1115"/>
+          <w:sz w:val="24"/>
+          <w:szCs w:val="24"/>
+        </w:rPr>
+        <w:t>бронирований</w:t>
+      </w:r>
+      <w:r>
+        <w:rPr>
+          <w:rStyle w:val="a5"/>
+          <w:b/>
+          <w:bCs/>
+          <w:color w:val="0F1115"/>
+          <w:sz w:val="24"/>
+          <w:szCs w:val="24"/>
+          <w:lang w:val="en-US"/>
+        </w:rPr>
+        <w:t xml:space="preserve"> (in-memory)</w:t>
+      </w:r>
+    </w:p>
+    <w:p>
+      <w:pPr>
+        <w:pStyle w:val="3"/>
+        <w:shd w:val="clear" w:color="auto" w:fill="FFFFFF"/>
+        <w:spacing w:before="0" w:beforeAutospacing="0" w:after="0" w:afterAutospacing="0"/>
+        <w:ind w:firstLine="709"/>
+        <w:jc w:val="both"/>
+        <w:rPr>
+          <w:rStyle w:val="a5"/>
+          <w:b/>
+          <w:bCs/>
+          <w:color w:val="0F1115"/>
+          <w:sz w:val="24"/>
+          <w:szCs w:val="24"/>
+          <w:lang w:val="en-US"/>
+        </w:rPr>
+      </w:pPr>
+      <w:r>
+        <w:rPr>
+          <w:rStyle w:val="a5"/>
+          <w:b/>
+          <w:bCs/>
+          <w:color w:val="0F1115"/>
+          <w:sz w:val="24"/>
+          <w:szCs w:val="24"/>
+          <w:lang w:val="en-US"/>
+        </w:rPr>
+        <w:t xml:space="preserve">│   ├── UnitOfWork                           # </w:t>
+      </w:r>
+      <w:r>
+        <w:rPr>
+          <w:rStyle w:val="a5"/>
+          <w:b/>
+          <w:bCs/>
+          <w:color w:val="0F1115"/>
+          <w:sz w:val="24"/>
+          <w:szCs w:val="24"/>
+        </w:rPr>
+        <w:t>Управление</w:t>
+      </w:r>
+      <w:r>
+        <w:rPr>
+          <w:rStyle w:val="a5"/>
+          <w:b/>
+          <w:bCs/>
+          <w:color w:val="0F1115"/>
+          <w:sz w:val="24"/>
+          <w:szCs w:val="24"/>
+          <w:lang w:val="en-US"/>
+        </w:rPr>
+        <w:t xml:space="preserve"> </w:t>
+      </w:r>
+      <w:r>
+        <w:rPr>
+          <w:rStyle w:val="a5"/>
+          <w:b/>
+          <w:bCs/>
+          <w:color w:val="0F1115"/>
+          <w:sz w:val="24"/>
+          <w:szCs w:val="24"/>
+        </w:rPr>
+        <w:t>транзакциями</w:t>
+      </w:r>
+    </w:p>
+    <w:p>
+      <w:pPr>
+        <w:pStyle w:val="3"/>
+        <w:shd w:val="clear" w:color="auto" w:fill="FFFFFF"/>
+        <w:spacing w:before="0" w:beforeAutospacing="0" w:after="0" w:afterAutospacing="0"/>
+        <w:ind w:firstLine="709"/>
+        <w:jc w:val="both"/>
+        <w:rPr>
+          <w:rStyle w:val="a5"/>
+          <w:b/>
+          <w:bCs/>
+          <w:color w:val="0F1115"/>
+          <w:sz w:val="24"/>
+          <w:szCs w:val="24"/>
+          <w:lang w:val="en-US"/>
+        </w:rPr>
+      </w:pPr>
+      <w:r>
+        <w:rPr>
+          <w:rStyle w:val="a5"/>
+          <w:b/>
+          <w:bCs/>
+          <w:color w:val="0F1115"/>
+          <w:sz w:val="24"/>
+          <w:szCs w:val="24"/>
+          <w:lang w:val="en-US"/>
+        </w:rPr>
+        <w:t xml:space="preserve">│   ├── PricingService                       # </w:t>
+      </w:r>
+      <w:r>
+        <w:rPr>
+          <w:rStyle w:val="a5"/>
+          <w:b/>
+          <w:bCs/>
+          <w:color w:val="0F1115"/>
+          <w:sz w:val="24"/>
+          <w:szCs w:val="24"/>
+        </w:rPr>
+        <w:t>Сервис</w:t>
+      </w:r>
+      <w:r>
+        <w:rPr>
+          <w:rStyle w:val="a5"/>
+          <w:b/>
+          <w:bCs/>
+          <w:color w:val="0F1115"/>
+          <w:sz w:val="24"/>
+          <w:szCs w:val="24"/>
+          <w:lang w:val="en-US"/>
+        </w:rPr>
+        <w:t xml:space="preserve"> </w:t>
+      </w:r>
+      <w:r>
+        <w:rPr>
+          <w:rStyle w:val="a5"/>
+          <w:b/>
+          <w:bCs/>
+          <w:color w:val="0F1115"/>
+          <w:sz w:val="24"/>
+          <w:szCs w:val="24"/>
+        </w:rPr>
+        <w:t>расчёта</w:t>
+      </w:r>
+      <w:r>
+        <w:rPr>
+          <w:rStyle w:val="a5"/>
+          <w:b/>
+          <w:bCs/>
+          <w:color w:val="0F1115"/>
+          <w:sz w:val="24"/>
+          <w:szCs w:val="24"/>
+          <w:lang w:val="en-US"/>
+        </w:rPr>
+        <w:t xml:space="preserve"> </w:t>
+      </w:r>
+      <w:r>
+        <w:rPr>
+          <w:rStyle w:val="a5"/>
+          <w:b/>
+          <w:bCs/>
+          <w:color w:val="0F1115"/>
+          <w:sz w:val="24"/>
+          <w:szCs w:val="24"/>
+        </w:rPr>
+        <w:t>стоимости</w:t>
+      </w:r>
+    </w:p>
+    <w:p>
+      <w:pPr>
+        <w:pStyle w:val="3"/>
+        <w:shd w:val="clear" w:color="auto" w:fill="FFFFFF"/>
+        <w:spacing w:before="0" w:beforeAutospacing="0" w:after="0" w:afterAutospacing="0"/>
+        <w:ind w:firstLine="709"/>
+        <w:jc w:val="both"/>
+        <w:rPr>
+          <w:rStyle w:val="a5"/>
+          <w:b/>
+          <w:bCs/>
+          <w:color w:val="0F1115"/>
+          <w:sz w:val="24"/>
+          <w:szCs w:val="24"/>
+        </w:rPr>
+      </w:pPr>
+      <w:r>
+        <w:rPr>
+          <w:rStyle w:val="a5"/>
+          <w:b/>
+          <w:bCs/>
+          <w:color w:val="0F1115"/>
+          <w:sz w:val="24"/>
+          <w:szCs w:val="24"/>
+        </w:rPr>
+        <w:t>│   └── BookingService                       # Сервис бронирования (с интеграцией API)</w:t>
+      </w:r>
+    </w:p>
+    <w:p>
+      <w:pPr>
+        <w:pStyle w:val="3"/>
+        <w:shd w:val="clear" w:color="auto" w:fill="FFFFFF"/>
+        <w:spacing w:before="0" w:beforeAutospacing="0" w:after="0" w:afterAutospacing="0"/>
+        <w:ind w:firstLine="709"/>
+        <w:jc w:val="both"/>
+        <w:rPr>
+          <w:rStyle w:val="a5"/>
+          <w:b/>
+          <w:bCs/>
+          <w:color w:val="0F1115"/>
+          <w:sz w:val="24"/>
+          <w:szCs w:val="24"/>
+        </w:rPr>
+      </w:pPr>
+      <w:r>
+        <w:rPr>
+          <w:rStyle w:val="a5"/>
+          <w:b/>
+          <w:bCs/>
+          <w:color w:val="0F1115"/>
+          <w:sz w:val="24"/>
+          <w:szCs w:val="24"/>
+        </w:rPr>
+        <w:t>│</w:t>
+      </w:r>
+    </w:p>
+    <w:p>
+      <w:pPr>
+        <w:pStyle w:val="3"/>
+        <w:shd w:val="clear" w:color="auto" w:fill="FFFFFF"/>
+        <w:spacing w:before="0" w:beforeAutospacing="0" w:after="0" w:afterAutospacing="0"/>
+        <w:ind w:firstLine="709"/>
+        <w:jc w:val="both"/>
+        <w:rPr>
+          <w:rStyle w:val="a5"/>
+          <w:b/>
+          <w:bCs/>
+          <w:color w:val="0F1115"/>
+          <w:sz w:val="24"/>
+          <w:szCs w:val="24"/>
+        </w:rPr>
+      </w:pPr>
+      <w:r>
+        <w:rPr>
+          <w:rStyle w:val="a5"/>
+          <w:b/>
+          <w:bCs/>
+          <w:color w:val="0F1115"/>
+          <w:sz w:val="24"/>
+          <w:szCs w:val="24"/>
+        </w:rPr>
+        <w:t xml:space="preserve">├── </w:t>
+      </w:r>
+      <w:r>
+        <w:rPr>
+          <w:rStyle w:val="a5"/>
+          <w:b/>
+          <w:bCs/>
+          <w:color w:val="0F1115"/>
+          <w:sz w:val="24"/>
+          <w:szCs w:val="24"/>
+          <w:lang w:val="en-US"/>
+        </w:rPr>
+        <w:t>test</w:t>
+      </w:r>
+      <w:r>
+        <w:rPr>
+          <w:rStyle w:val="a5"/>
+          <w:b/>
+          <w:bCs/>
+          <w:color w:val="0F1115"/>
+          <w:sz w:val="24"/>
+          <w:szCs w:val="24"/>
+        </w:rPr>
+        <w:t>_</w:t>
+      </w:r>
+      <w:r>
+        <w:rPr>
+          <w:rStyle w:val="a5"/>
+          <w:b/>
+          <w:bCs/>
+          <w:color w:val="0F1115"/>
+          <w:sz w:val="24"/>
+          <w:szCs w:val="24"/>
+          <w:lang w:val="en-US"/>
+        </w:rPr>
+        <w:t>adapter</w:t>
+      </w:r>
+      <w:r>
+        <w:rPr>
+          <w:rStyle w:val="a5"/>
+          <w:b/>
+          <w:bCs/>
+          <w:color w:val="0F1115"/>
+          <w:sz w:val="24"/>
+          <w:szCs w:val="24"/>
+        </w:rPr>
+        <w:t>.</w:t>
+      </w:r>
+      <w:r>
+        <w:rPr>
+          <w:rStyle w:val="a5"/>
+          <w:b/>
+          <w:bCs/>
+          <w:color w:val="0F1115"/>
+          <w:sz w:val="24"/>
+          <w:szCs w:val="24"/>
+          <w:lang w:val="en-US"/>
+        </w:rPr>
+        <w:t>py</w:t>
+      </w:r>
+      <w:r>
+        <w:rPr>
+          <w:rStyle w:val="a5"/>
+          <w:b/>
+          <w:bCs/>
+          <w:color w:val="0F1115"/>
+          <w:sz w:val="24"/>
+          <w:szCs w:val="24"/>
+        </w:rPr>
+        <w:t xml:space="preserve">                          # </w:t>
+      </w:r>
+      <w:r>
+        <w:rPr>
+          <w:rStyle w:val="a5"/>
+          <w:b/>
+          <w:bCs/>
+          <w:color w:val="0F1115"/>
+          <w:sz w:val="24"/>
+          <w:szCs w:val="24"/>
+          <w:lang w:val="en-US"/>
+        </w:rPr>
+        <w:t>Unit</w:t>
+      </w:r>
+      <w:r>
+        <w:rPr>
+          <w:rStyle w:val="a5"/>
+          <w:b/>
+          <w:bCs/>
+          <w:color w:val="0F1115"/>
+          <w:sz w:val="24"/>
+          <w:szCs w:val="24"/>
+        </w:rPr>
+        <w:t>-тесты (9 тестов)</w:t>
+      </w:r>
+    </w:p>
+    <w:p>
+      <w:pPr>
+        <w:pStyle w:val="3"/>
+        <w:shd w:val="clear" w:color="auto" w:fill="FFFFFF"/>
+        <w:spacing w:before="0" w:beforeAutospacing="0" w:after="0" w:afterAutospacing="0"/>
+        <w:ind w:firstLine="709"/>
+        <w:jc w:val="both"/>
+        <w:rPr>
+          <w:rStyle w:val="a5"/>
+          <w:b/>
+          <w:bCs/>
+          <w:color w:val="0F1115"/>
+          <w:sz w:val="24"/>
+          <w:szCs w:val="24"/>
+          <w:lang w:val="en-US"/>
+        </w:rPr>
+      </w:pPr>
+      <w:r>
+        <w:rPr>
+          <w:rStyle w:val="a5"/>
+          <w:b/>
+          <w:bCs/>
+          <w:color w:val="0F1115"/>
+          <w:sz w:val="24"/>
+          <w:szCs w:val="24"/>
+          <w:lang w:val="en-US"/>
+        </w:rPr>
+        <w:t xml:space="preserve">│   ├── TestMockExternalAPIAdapter           # </w:t>
+      </w:r>
+      <w:r>
+        <w:rPr>
+          <w:rStyle w:val="a5"/>
+          <w:b/>
+          <w:bCs/>
+          <w:color w:val="0F1115"/>
+          <w:sz w:val="24"/>
+          <w:szCs w:val="24"/>
+        </w:rPr>
+        <w:t>Тесты</w:t>
+      </w:r>
+      <w:r>
+        <w:rPr>
+          <w:rStyle w:val="a5"/>
+          <w:b/>
+          <w:bCs/>
+          <w:color w:val="0F1115"/>
+          <w:sz w:val="24"/>
+          <w:szCs w:val="24"/>
+          <w:lang w:val="en-US"/>
+        </w:rPr>
+        <w:t xml:space="preserve"> </w:t>
+      </w:r>
+      <w:r>
+        <w:rPr>
+          <w:rStyle w:val="a5"/>
+          <w:b/>
+          <w:bCs/>
+          <w:color w:val="0F1115"/>
+          <w:sz w:val="24"/>
+          <w:szCs w:val="24"/>
+        </w:rPr>
+        <w:t>адаптера</w:t>
+      </w:r>
+      <w:r>
+        <w:rPr>
+          <w:rStyle w:val="a5"/>
+          <w:b/>
+          <w:bCs/>
+          <w:color w:val="0F1115"/>
+          <w:sz w:val="24"/>
+          <w:szCs w:val="24"/>
+          <w:lang w:val="en-US"/>
+        </w:rPr>
+        <w:t xml:space="preserve"> (5 </w:t>
+      </w:r>
+      <w:r>
+        <w:rPr>
+          <w:rStyle w:val="a5"/>
+          <w:b/>
+          <w:bCs/>
+          <w:color w:val="0F1115"/>
+          <w:sz w:val="24"/>
+          <w:szCs w:val="24"/>
+        </w:rPr>
+        <w:t>тестов</w:t>
+      </w:r>
+      <w:r>
+        <w:rPr>
+          <w:rStyle w:val="a5"/>
+          <w:b/>
+          <w:bCs/>
+          <w:color w:val="0F1115"/>
+          <w:sz w:val="24"/>
+          <w:szCs w:val="24"/>
+          <w:lang w:val="en-US"/>
+        </w:rPr>
+        <w:t>)</w:t>
+      </w:r>
+    </w:p>
+    <w:p>
+      <w:pPr>
+        <w:pStyle w:val="3"/>
+        <w:shd w:val="clear" w:color="auto" w:fill="FFFFFF"/>
+        <w:spacing w:before="0" w:beforeAutospacing="0" w:after="0" w:afterAutospacing="0"/>
+        <w:ind w:firstLine="709"/>
+        <w:jc w:val="both"/>
+        <w:rPr>
+          <w:rStyle w:val="a5"/>
+          <w:b/>
+          <w:bCs/>
+          <w:color w:val="0F1115"/>
+          <w:sz w:val="24"/>
+          <w:szCs w:val="24"/>
+          <w:lang w:val="en-US"/>
+        </w:rPr>
+      </w:pPr>
+      <w:r>
+        <w:rPr>
+          <w:rStyle w:val="a5"/>
+          <w:b/>
+          <w:bCs/>
+          <w:color w:val="0F1115"/>
+          <w:sz w:val="24"/>
+          <w:szCs w:val="24"/>
+          <w:lang w:val="en-US"/>
+        </w:rPr>
+        <w:t>│   │   ├── test_check_availability_success</w:t>
+      </w:r>
+    </w:p>
+    <w:p>
+      <w:pPr>
+        <w:pStyle w:val="3"/>
+        <w:shd w:val="clear" w:color="auto" w:fill="FFFFFF"/>
+        <w:spacing w:before="0" w:beforeAutospacing="0" w:after="0" w:afterAutospacing="0"/>
+        <w:ind w:firstLine="709"/>
+        <w:jc w:val="both"/>
+        <w:rPr>
+          <w:rStyle w:val="a5"/>
+          <w:b/>
+          <w:bCs/>
+          <w:color w:val="0F1115"/>
+          <w:sz w:val="24"/>
+          <w:szCs w:val="24"/>
+          <w:lang w:val="en-US"/>
+        </w:rPr>
+      </w:pPr>
+      <w:r>
+        <w:rPr>
+          <w:rStyle w:val="a5"/>
+          <w:b/>
+          <w:bCs/>
+          <w:color w:val="0F1115"/>
+          <w:sz w:val="24"/>
+          <w:szCs w:val="24"/>
+          <w:lang w:val="en-US"/>
+        </w:rPr>
+        <w:t>│   │   ├── test_check_availability_fail</w:t>
+      </w:r>
+    </w:p>
+    <w:p>
+      <w:pPr>
+        <w:pStyle w:val="3"/>
+        <w:shd w:val="clear" w:color="auto" w:fill="FFFFFF"/>
+        <w:spacing w:before="0" w:beforeAutospacing="0" w:after="0" w:afterAutospacing="0"/>
+        <w:ind w:firstLine="709"/>
+        <w:jc w:val="both"/>
+        <w:rPr>
+          <w:rStyle w:val="a5"/>
+          <w:b/>
+          <w:bCs/>
+          <w:color w:val="0F1115"/>
+          <w:sz w:val="24"/>
+          <w:szCs w:val="24"/>
+          <w:lang w:val="en-US"/>
+        </w:rPr>
+      </w:pPr>
+      <w:r>
+        <w:rPr>
+          <w:rStyle w:val="a5"/>
+          <w:b/>
+          <w:bCs/>
+          <w:color w:val="0F1115"/>
+          <w:sz w:val="24"/>
+          <w:szCs w:val="24"/>
+          <w:lang w:val="en-US"/>
+        </w:rPr>
+        <w:t>│   │   ├── test_room_id_divisible_by_5_always_fails</w:t>
+      </w:r>
+    </w:p>
+    <w:p>
+      <w:pPr>
+        <w:pStyle w:val="3"/>
+        <w:shd w:val="clear" w:color="auto" w:fill="FFFFFF"/>
+        <w:spacing w:before="0" w:beforeAutospacing="0" w:after="0" w:afterAutospacing="0"/>
+        <w:ind w:firstLine="709"/>
+        <w:jc w:val="both"/>
+        <w:rPr>
+          <w:rStyle w:val="a5"/>
+          <w:b/>
+          <w:bCs/>
+          <w:color w:val="0F1115"/>
+          <w:sz w:val="24"/>
+          <w:szCs w:val="24"/>
+          <w:lang w:val="en-US"/>
+        </w:rPr>
+      </w:pPr>
+      <w:r>
+        <w:rPr>
+          <w:rStyle w:val="a5"/>
+          <w:b/>
+          <w:bCs/>
+          <w:color w:val="0F1115"/>
+          <w:sz w:val="24"/>
+          <w:szCs w:val="24"/>
+          <w:lang w:val="en-US"/>
+        </w:rPr>
+        <w:t>│   │   ├── test_retry_on_timeout</w:t>
+      </w:r>
+    </w:p>
+    <w:p>
+      <w:pPr>
+        <w:pStyle w:val="3"/>
+        <w:shd w:val="clear" w:color="auto" w:fill="FFFFFF"/>
+        <w:spacing w:before="0" w:beforeAutospacing="0" w:after="0" w:afterAutospacing="0"/>
+        <w:ind w:firstLine="709"/>
+        <w:jc w:val="both"/>
+        <w:rPr>
+          <w:rStyle w:val="a5"/>
+          <w:b/>
+          <w:bCs/>
+          <w:color w:val="0F1115"/>
+          <w:sz w:val="24"/>
+          <w:szCs w:val="24"/>
+          <w:lang w:val="en-US"/>
+        </w:rPr>
+      </w:pPr>
+      <w:r>
+        <w:rPr>
+          <w:rStyle w:val="a5"/>
+          <w:b/>
+          <w:bCs/>
+          <w:color w:val="0F1115"/>
+          <w:sz w:val="24"/>
+          <w:szCs w:val="24"/>
+          <w:lang w:val="en-US"/>
+        </w:rPr>
+        <w:t>│   │   └── test_is_healthy</w:t>
+      </w:r>
+    </w:p>
+    <w:p>
+      <w:pPr>
+        <w:pStyle w:val="3"/>
+        <w:shd w:val="clear" w:color="auto" w:fill="FFFFFF"/>
+        <w:spacing w:before="0" w:beforeAutospacing="0" w:after="0" w:afterAutospacing="0"/>
+        <w:ind w:firstLine="709"/>
+        <w:jc w:val="both"/>
+        <w:rPr>
+          <w:rStyle w:val="a5"/>
+          <w:b/>
+          <w:bCs/>
+          <w:color w:val="0F1115"/>
+          <w:sz w:val="24"/>
+          <w:szCs w:val="24"/>
+          <w:lang w:val="en-US"/>
+        </w:rPr>
+      </w:pPr>
+      <w:r>
+        <w:rPr>
+          <w:rStyle w:val="a5"/>
+          <w:b/>
+          <w:bCs/>
+          <w:color w:val="0F1115"/>
+          <w:sz w:val="24"/>
+          <w:szCs w:val="24"/>
+          <w:lang w:val="en-US"/>
+        </w:rPr>
+        <w:t xml:space="preserve">│   └── TestBookingService                   # </w:t>
+      </w:r>
+      <w:r>
+        <w:rPr>
+          <w:rStyle w:val="a5"/>
+          <w:b/>
+          <w:bCs/>
+          <w:color w:val="0F1115"/>
+          <w:sz w:val="24"/>
+          <w:szCs w:val="24"/>
+        </w:rPr>
+        <w:t>Тесты</w:t>
+      </w:r>
+      <w:r>
+        <w:rPr>
+          <w:rStyle w:val="a5"/>
+          <w:b/>
+          <w:bCs/>
+          <w:color w:val="0F1115"/>
+          <w:sz w:val="24"/>
+          <w:szCs w:val="24"/>
+          <w:lang w:val="en-US"/>
+        </w:rPr>
+        <w:t xml:space="preserve"> </w:t>
+      </w:r>
+      <w:r>
+        <w:rPr>
+          <w:rStyle w:val="a5"/>
+          <w:b/>
+          <w:bCs/>
+          <w:color w:val="0F1115"/>
+          <w:sz w:val="24"/>
+          <w:szCs w:val="24"/>
+        </w:rPr>
+        <w:t>сервиса</w:t>
+      </w:r>
+      <w:r>
+        <w:rPr>
+          <w:rStyle w:val="a5"/>
+          <w:b/>
+          <w:bCs/>
+          <w:color w:val="0F1115"/>
+          <w:sz w:val="24"/>
+          <w:szCs w:val="24"/>
+          <w:lang w:val="en-US"/>
+        </w:rPr>
+        <w:t xml:space="preserve"> (4 </w:t>
+      </w:r>
+      <w:r>
+        <w:rPr>
+          <w:rStyle w:val="a5"/>
+          <w:b/>
+          <w:bCs/>
+          <w:color w:val="0F1115"/>
+          <w:sz w:val="24"/>
+          <w:szCs w:val="24"/>
+        </w:rPr>
+        <w:t>теста</w:t>
+      </w:r>
+      <w:r>
+        <w:rPr>
+          <w:rStyle w:val="a5"/>
+          <w:b/>
+          <w:bCs/>
+          <w:color w:val="0F1115"/>
+          <w:sz w:val="24"/>
+          <w:szCs w:val="24"/>
+          <w:lang w:val="en-US"/>
+        </w:rPr>
+        <w:t>)</w:t>
+      </w:r>
+    </w:p>
+    <w:p>
+      <w:pPr>
+        <w:pStyle w:val="3"/>
+        <w:shd w:val="clear" w:color="auto" w:fill="FFFFFF"/>
+        <w:spacing w:before="0" w:beforeAutospacing="0" w:after="0" w:afterAutospacing="0"/>
+        <w:ind w:firstLine="709"/>
+        <w:jc w:val="both"/>
+        <w:rPr>
+          <w:rStyle w:val="a5"/>
+          <w:b/>
+          <w:bCs/>
+          <w:color w:val="0F1115"/>
+          <w:sz w:val="24"/>
+          <w:szCs w:val="24"/>
+          <w:lang w:val="en-US"/>
+        </w:rPr>
+      </w:pPr>
+      <w:r>
+        <w:rPr>
+          <w:rStyle w:val="a5"/>
+          <w:b/>
+          <w:bCs/>
+          <w:color w:val="0F1115"/>
+          <w:sz w:val="24"/>
+          <w:szCs w:val="24"/>
+          <w:lang w:val="en-US"/>
+        </w:rPr>
+        <w:t>│       ├── test_create_booking_success</w:t>
+      </w:r>
+    </w:p>
+    <w:p>
+      <w:pPr>
+        <w:pStyle w:val="3"/>
+        <w:shd w:val="clear" w:color="auto" w:fill="FFFFFF"/>
+        <w:spacing w:before="0" w:beforeAutospacing="0" w:after="0" w:afterAutospacing="0"/>
+        <w:ind w:firstLine="709"/>
+        <w:jc w:val="both"/>
+        <w:rPr>
+          <w:rStyle w:val="a5"/>
+          <w:b/>
+          <w:bCs/>
+          <w:color w:val="0F1115"/>
+          <w:sz w:val="24"/>
+          <w:szCs w:val="24"/>
+          <w:lang w:val="en-US"/>
+        </w:rPr>
+      </w:pPr>
+      <w:r>
+        <w:rPr>
+          <w:rStyle w:val="a5"/>
+          <w:b/>
+          <w:bCs/>
+          <w:color w:val="0F1115"/>
+          <w:sz w:val="24"/>
+          <w:szCs w:val="24"/>
+          <w:lang w:val="en-US"/>
+        </w:rPr>
+        <w:t>│       ├── test_create_booking_external_api_fails</w:t>
+      </w:r>
+    </w:p>
+    <w:p>
+      <w:pPr>
+        <w:pStyle w:val="3"/>
+        <w:shd w:val="clear" w:color="auto" w:fill="FFFFFF"/>
+        <w:spacing w:before="0" w:beforeAutospacing="0" w:after="0" w:afterAutospacing="0"/>
+        <w:ind w:firstLine="709"/>
+        <w:jc w:val="both"/>
+        <w:rPr>
+          <w:rStyle w:val="a5"/>
+          <w:b/>
+          <w:bCs/>
+          <w:color w:val="0F1115"/>
+          <w:sz w:val="24"/>
+          <w:szCs w:val="24"/>
+          <w:lang w:val="en-US"/>
+        </w:rPr>
+      </w:pPr>
+      <w:r>
+        <w:rPr>
+          <w:rStyle w:val="a5"/>
+          <w:b/>
+          <w:bCs/>
+          <w:color w:val="0F1115"/>
+          <w:sz w:val="24"/>
+          <w:szCs w:val="24"/>
+          <w:lang w:val="en-US"/>
+        </w:rPr>
+        <w:t>│       ├── test_create_booking_room_not_found</w:t>
+      </w:r>
+    </w:p>
+    <w:p>
+      <w:pPr>
+        <w:pStyle w:val="3"/>
+        <w:shd w:val="clear" w:color="auto" w:fill="FFFFFF"/>
+        <w:spacing w:before="0" w:beforeAutospacing="0" w:after="0" w:afterAutospacing="0"/>
+        <w:ind w:firstLine="709"/>
+        <w:jc w:val="both"/>
+        <w:rPr>
+          <w:rStyle w:val="a5"/>
+          <w:b/>
+          <w:bCs/>
+          <w:color w:val="0F1115"/>
+          <w:sz w:val="24"/>
+          <w:szCs w:val="24"/>
+          <w:lang w:val="en-US"/>
+        </w:rPr>
+      </w:pPr>
+      <w:r>
+        <w:rPr>
+          <w:rStyle w:val="a5"/>
+          <w:b/>
+          <w:bCs/>
+          <w:color w:val="0F1115"/>
+          <w:sz w:val="24"/>
+          <w:szCs w:val="24"/>
+          <w:lang w:val="en-US"/>
+        </w:rPr>
+        <w:t>│       └── test_create_booking_conflict</w:t>
+      </w:r>
+    </w:p>
+    <w:p>
+      <w:pPr>
+        <w:pStyle w:val="3"/>
+        <w:shd w:val="clear" w:color="auto" w:fill="FFFFFF"/>
+        <w:spacing w:before="0" w:beforeAutospacing="0" w:after="0" w:afterAutospacing="0"/>
+        <w:ind w:firstLine="709"/>
+        <w:jc w:val="both"/>
+        <w:rPr>
+          <w:rStyle w:val="a5"/>
+          <w:b/>
+          <w:bCs/>
+          <w:color w:val="0F1115"/>
+          <w:sz w:val="24"/>
+          <w:szCs w:val="24"/>
+          <w:lang w:val="en-US"/>
+        </w:rPr>
+      </w:pPr>
+      <w:r>
+        <w:rPr>
+          <w:rStyle w:val="a5"/>
+          <w:b/>
+          <w:bCs/>
+          <w:color w:val="0F1115"/>
+          <w:sz w:val="24"/>
+          <w:szCs w:val="24"/>
+          <w:lang w:val="en-US"/>
+        </w:rPr>
+        <w:t>│</w:t>
+      </w:r>
+    </w:p>
+    <w:p>
+      <w:pPr>
+        <w:pStyle w:val="3"/>
+        <w:shd w:val="clear" w:color="auto" w:fill="FFFFFF"/>
+        <w:spacing w:before="0" w:beforeAutospacing="0" w:after="0" w:afterAutospacing="0"/>
+        <w:ind w:firstLine="709"/>
+        <w:jc w:val="both"/>
+        <w:rPr>
+          <w:rStyle w:val="a5"/>
+          <w:b/>
+          <w:bCs/>
+          <w:color w:val="0F1115"/>
+          <w:sz w:val="24"/>
+          <w:szCs w:val="24"/>
+          <w:lang w:val="en-US"/>
+        </w:rPr>
+      </w:pPr>
+      <w:r>
+        <w:rPr>
+          <w:rStyle w:val="a5"/>
+          <w:b/>
+          <w:bCs/>
+          <w:color w:val="0F1115"/>
+          <w:sz w:val="24"/>
+          <w:szCs w:val="24"/>
+          <w:lang w:val="en-US"/>
+        </w:rPr>
+        <w:t>└── (</w:t>
+      </w:r>
+      <w:r>
+        <w:rPr>
+          <w:rStyle w:val="a5"/>
+          <w:b/>
+          <w:bCs/>
+          <w:color w:val="0F1115"/>
+          <w:sz w:val="24"/>
+          <w:szCs w:val="24"/>
+        </w:rPr>
+        <w:t>вспомогательные</w:t>
+      </w:r>
+      <w:r>
+        <w:rPr>
+          <w:rStyle w:val="a5"/>
+          <w:b/>
+          <w:bCs/>
+          <w:color w:val="0F1115"/>
+          <w:sz w:val="24"/>
+          <w:szCs w:val="24"/>
+          <w:lang w:val="en-US"/>
+        </w:rPr>
+        <w:t xml:space="preserve"> </w:t>
+      </w:r>
+      <w:r>
+        <w:rPr>
+          <w:rStyle w:val="a5"/>
+          <w:b/>
+          <w:bCs/>
+          <w:color w:val="0F1115"/>
+          <w:sz w:val="24"/>
+          <w:szCs w:val="24"/>
+        </w:rPr>
+        <w:t>файлы</w:t>
+      </w:r>
+      <w:r>
+        <w:rPr>
+          <w:rStyle w:val="a5"/>
+          <w:b/>
+          <w:bCs/>
+          <w:color w:val="0F1115"/>
+          <w:sz w:val="24"/>
+          <w:szCs w:val="24"/>
+          <w:lang w:val="en-US"/>
+        </w:rPr>
+        <w:t>)</w:t>
+      </w:r>
+    </w:p>
+    <w:p>
+      <w:pPr>
+        <w:pStyle w:val="3"/>
+        <w:shd w:val="clear" w:color="auto" w:fill="FFFFFF"/>
+        <w:spacing w:before="0" w:beforeAutospacing="0" w:after="0" w:afterAutospacing="0"/>
+        <w:ind w:firstLine="709"/>
+        <w:jc w:val="both"/>
+        <w:rPr>
+          <w:rStyle w:val="a5"/>
+          <w:b/>
+          <w:bCs/>
+          <w:color w:val="0F1115"/>
+          <w:sz w:val="24"/>
+          <w:szCs w:val="24"/>
+        </w:rPr>
+      </w:pPr>
+      <w:r>
+        <w:rPr>
+          <w:rStyle w:val="a5"/>
+          <w:b/>
+          <w:bCs/>
+          <w:color w:val="0F1115"/>
+          <w:sz w:val="24"/>
+          <w:szCs w:val="24"/>
+          <w:lang w:val="en-US"/>
+        </w:rPr>
+        <w:t xml:space="preserve">    </w:t>
+      </w:r>
+      <w:r>
+        <w:rPr>
+          <w:rStyle w:val="a5"/>
+          <w:b/>
+          <w:bCs/>
+          <w:color w:val="0F1115"/>
+          <w:sz w:val="24"/>
+          <w:szCs w:val="24"/>
+        </w:rPr>
+        <w:t>├── Базовый адаптер.py                   # (можно удалить)</w:t>
+      </w:r>
+    </w:p>
+    <w:p>
+      <w:pPr>
+        <w:pStyle w:val="3"/>
+        <w:shd w:val="clear" w:color="auto" w:fill="FFFFFF"/>
+        <w:spacing w:before="0" w:beforeAutospacing="0" w:after="0" w:afterAutospacing="0"/>
+        <w:ind w:firstLine="709"/>
+        <w:jc w:val="both"/>
+        <w:rPr>
+          <w:rStyle w:val="a5"/>
+          <w:b/>
+          <w:bCs/>
+          <w:color w:val="0F1115"/>
+          <w:sz w:val="24"/>
+          <w:szCs w:val="24"/>
+        </w:rPr>
+      </w:pPr>
+      <w:r>
+        <w:rPr>
+          <w:rStyle w:val="a5"/>
+          <w:b/>
+          <w:bCs/>
+          <w:color w:val="0F1115"/>
+          <w:sz w:val="24"/>
+          <w:szCs w:val="24"/>
+        </w:rPr>
+        <w:t xml:space="preserve">    └── Реализация адаптера (с retry и fallback).py  # (можно удалить)</w:t>
+      </w:r>
+    </w:p>
+    <w:p>
+      <w:pPr>
+        <w:pStyle w:val="3"/>
+        <w:shd w:val="clear" w:color="auto" w:fill="FFFFFF"/>
+        <w:spacing w:before="0" w:beforeAutospacing="0" w:after="0" w:afterAutospacing="0" w:line="360" w:lineRule="auto"/>
+        <w:jc w:val="both"/>
+        <w:rPr>
+          <w:rStyle w:val="a5"/>
+          <w:b/>
+          <w:bCs/>
+          <w:color w:val="0F1115"/>
+          <w:sz w:val="28"/>
+          <w:szCs w:val="28"/>
+        </w:rPr>
+      </w:pPr>
+    </w:p>
+    <w:p>
+      <w:pPr>
+        <w:spacing w:after="160" w:line="259" w:lineRule="auto"/>
         <w:ind w:firstLine="0"/>
-        <w:outlineLvl w:val="2"/>
-        <w:rPr>
-          <w:rFonts w:ascii="Segoe UI" w:hAnsi="Segoe UI" w:cs="Segoe UI"/>
-          <w:b/>
-          <w:bCs/>
-          <w:color w:val="0F1115"/>
-          <w:szCs w:val="28"/>
-        </w:rPr>
-      </w:pPr>
-      <w:r>
-        <w:rPr>
-          <w:rFonts w:ascii="Segoe UI" w:hAnsi="Segoe UI" w:cs="Segoe UI"/>
-          <w:b/>
-          <w:bCs/>
-          <w:color w:val="0F1115"/>
+        <w:jc w:val="left"/>
+        <w:rPr>
+          <w:rStyle w:val="a5"/>
+          <w:color w:val="0F1115"/>
+          <w:szCs w:val="28"/>
+        </w:rPr>
+      </w:pPr>
+      <w:r>
+        <w:rPr>
+          <w:rStyle w:val="a5"/>
+          <w:b w:val="0"/>
+          <w:bCs w:val="0"/>
+          <w:color w:val="0F1115"/>
+          <w:szCs w:val="28"/>
+        </w:rPr>
+        <w:br w:type="page"/>
+      </w:r>
+    </w:p>
+    <w:p>
+      <w:pPr>
+        <w:pStyle w:val="3"/>
+        <w:shd w:val="clear" w:color="auto" w:fill="FFFFFF"/>
+        <w:spacing w:before="0" w:beforeAutospacing="0" w:after="0" w:afterAutospacing="0" w:line="360" w:lineRule="auto"/>
+        <w:ind w:firstLine="709"/>
+        <w:jc w:val="both"/>
+        <w:rPr>
+          <w:color w:val="0F1115"/>
+          <w:sz w:val="28"/>
+          <w:szCs w:val="28"/>
+        </w:rPr>
+      </w:pPr>
+      <w:r>
+        <w:rPr>
+          <w:rStyle w:val="a5"/>
+          <w:b/>
+          <w:bCs/>
+          <w:color w:val="0F1115"/>
+          <w:sz w:val="28"/>
           <w:szCs w:val="28"/>
         </w:rPr>
         <w:lastRenderedPageBreak/>
-        <w:t xml:space="preserve">1. Структура проекта </w:t>
-      </w:r>
-    </w:p>
-    <w:p>
-      <w:pPr>
-        <w:pStyle w:val="3"/>
-        <w:shd w:val="clear" w:color="auto" w:fill="FFFFFF"/>
-        <w:spacing w:before="0" w:beforeAutospacing="0" w:after="240" w:line="450" w:lineRule="atLeast"/>
-        <w:jc w:val="both"/>
-        <w:rPr>
-          <w:rStyle w:val="a5"/>
-          <w:b/>
-          <w:bCs/>
-          <w:color w:val="0F1115"/>
-          <w:sz w:val="24"/>
-          <w:szCs w:val="24"/>
-        </w:rPr>
-      </w:pPr>
-      <w:r>
-        <w:rPr>
-          <w:rStyle w:val="a5"/>
-          <w:b/>
-          <w:bCs/>
-          <w:color w:val="0F1115"/>
-          <w:sz w:val="24"/>
-          <w:szCs w:val="24"/>
-        </w:rPr>
-        <w:t>день 13/</w:t>
-      </w:r>
-    </w:p>
-    <w:p>
-      <w:pPr>
-        <w:pStyle w:val="3"/>
-        <w:shd w:val="clear" w:color="auto" w:fill="FFFFFF"/>
-        <w:spacing w:before="0" w:beforeAutospacing="0" w:after="240" w:line="450" w:lineRule="atLeast"/>
-        <w:jc w:val="both"/>
-        <w:rPr>
-          <w:rStyle w:val="a5"/>
-          <w:b/>
-          <w:bCs/>
-          <w:color w:val="0F1115"/>
-          <w:sz w:val="24"/>
-          <w:szCs w:val="24"/>
-        </w:rPr>
-      </w:pPr>
-      <w:r>
-        <w:rPr>
-          <w:rStyle w:val="a5"/>
-          <w:b/>
-          <w:bCs/>
-          <w:color w:val="0F1115"/>
-          <w:sz w:val="24"/>
-          <w:szCs w:val="24"/>
-        </w:rPr>
-        <w:t>│</w:t>
-      </w:r>
-    </w:p>
-    <w:p>
-      <w:pPr>
-        <w:pStyle w:val="3"/>
-        <w:shd w:val="clear" w:color="auto" w:fill="FFFFFF"/>
-        <w:spacing w:before="0" w:beforeAutospacing="0" w:after="240" w:line="450" w:lineRule="atLeast"/>
-        <w:jc w:val="both"/>
-        <w:rPr>
-          <w:rStyle w:val="a5"/>
-          <w:b/>
-          <w:bCs/>
-          <w:color w:val="0F1115"/>
-          <w:sz w:val="24"/>
-          <w:szCs w:val="24"/>
-        </w:rPr>
-      </w:pPr>
-      <w:r>
-        <w:rPr>
-          <w:rStyle w:val="a5"/>
-          <w:b/>
-          <w:bCs/>
-          <w:color w:val="0F1115"/>
-          <w:sz w:val="24"/>
-          <w:szCs w:val="24"/>
-        </w:rPr>
-        <w:t>├── booking_service_with_adapter.py          # Основной код (всё в одном файле)</w:t>
-      </w:r>
-    </w:p>
-    <w:p>
-      <w:pPr>
-        <w:pStyle w:val="3"/>
-        <w:shd w:val="clear" w:color="auto" w:fill="FFFFFF"/>
-        <w:spacing w:before="0" w:beforeAutospacing="0" w:after="240" w:line="450" w:lineRule="atLeast"/>
-        <w:jc w:val="both"/>
-        <w:rPr>
-          <w:rStyle w:val="a5"/>
-          <w:b/>
-          <w:bCs/>
-          <w:color w:val="0F1115"/>
-          <w:sz w:val="24"/>
-          <w:szCs w:val="24"/>
-        </w:rPr>
-      </w:pPr>
-      <w:r>
-        <w:rPr>
-          <w:rStyle w:val="a5"/>
-          <w:b/>
-          <w:bCs/>
-          <w:color w:val="0F1115"/>
-          <w:sz w:val="24"/>
-          <w:szCs w:val="24"/>
-        </w:rPr>
-        <w:t>│   ├── ExternalRoomAvailabilityAdapter      # Абстрактный базовый адаптер</w:t>
-      </w:r>
-    </w:p>
-    <w:p>
-      <w:pPr>
-        <w:pStyle w:val="3"/>
-        <w:shd w:val="clear" w:color="auto" w:fill="FFFFFF"/>
-        <w:spacing w:before="0" w:beforeAutospacing="0" w:after="240" w:line="450" w:lineRule="atLeast"/>
-        <w:jc w:val="both"/>
-        <w:rPr>
-          <w:rStyle w:val="a5"/>
-          <w:b/>
-          <w:bCs/>
-          <w:color w:val="0F1115"/>
-          <w:sz w:val="24"/>
-          <w:szCs w:val="24"/>
-        </w:rPr>
-      </w:pPr>
-      <w:r>
-        <w:rPr>
-          <w:rStyle w:val="a5"/>
-          <w:b/>
-          <w:bCs/>
-          <w:color w:val="0F1115"/>
-          <w:sz w:val="24"/>
-          <w:szCs w:val="24"/>
-        </w:rPr>
-        <w:t>│   ├── DomainError                          # Базовое исключение</w:t>
-      </w:r>
-    </w:p>
-    <w:p>
-      <w:pPr>
-        <w:pStyle w:val="3"/>
-        <w:shd w:val="clear" w:color="auto" w:fill="FFFFFF"/>
-        <w:spacing w:before="0" w:beforeAutospacing="0" w:after="240" w:line="450" w:lineRule="atLeast"/>
-        <w:jc w:val="both"/>
-        <w:rPr>
-          <w:rStyle w:val="a5"/>
-          <w:b/>
-          <w:bCs/>
-          <w:color w:val="0F1115"/>
-          <w:sz w:val="24"/>
-          <w:szCs w:val="24"/>
-        </w:rPr>
-      </w:pPr>
-      <w:r>
-        <w:rPr>
-          <w:rStyle w:val="a5"/>
-          <w:b/>
-          <w:bCs/>
-          <w:color w:val="0F1115"/>
-          <w:sz w:val="24"/>
-          <w:szCs w:val="24"/>
-        </w:rPr>
-        <w:t>│   ├── ExternalAPITimeoutError              # Исключение таймаута</w:t>
-      </w:r>
-    </w:p>
-    <w:p>
-      <w:pPr>
-        <w:pStyle w:val="3"/>
-        <w:shd w:val="clear" w:color="auto" w:fill="FFFFFF"/>
-        <w:spacing w:before="0" w:beforeAutospacing="0" w:after="240" w:line="450" w:lineRule="atLeast"/>
-        <w:jc w:val="both"/>
-        <w:rPr>
-          <w:rStyle w:val="a5"/>
-          <w:b/>
-          <w:bCs/>
-          <w:color w:val="0F1115"/>
-          <w:sz w:val="24"/>
-          <w:szCs w:val="24"/>
-        </w:rPr>
-      </w:pPr>
-      <w:r>
-        <w:rPr>
-          <w:rStyle w:val="a5"/>
-          <w:b/>
-          <w:bCs/>
-          <w:color w:val="0F1115"/>
-          <w:sz w:val="24"/>
-          <w:szCs w:val="24"/>
-        </w:rPr>
-        <w:t>│   ├── ExternalAPINotAvailableError         # Исключение недоступности API</w:t>
-      </w:r>
-    </w:p>
-    <w:p>
-      <w:pPr>
-        <w:pStyle w:val="3"/>
-        <w:shd w:val="clear" w:color="auto" w:fill="FFFFFF"/>
-        <w:spacing w:before="0" w:beforeAutospacing="0" w:after="240" w:line="450" w:lineRule="atLeast"/>
-        <w:jc w:val="both"/>
-        <w:rPr>
-          <w:rStyle w:val="a5"/>
-          <w:b/>
-          <w:bCs/>
-          <w:color w:val="0F1115"/>
-          <w:sz w:val="24"/>
-          <w:szCs w:val="24"/>
-        </w:rPr>
-      </w:pPr>
-      <w:r>
-        <w:rPr>
-          <w:rStyle w:val="a5"/>
-          <w:b/>
-          <w:bCs/>
-          <w:color w:val="0F1115"/>
-          <w:sz w:val="24"/>
-          <w:szCs w:val="24"/>
-        </w:rPr>
-        <w:t>│   ├── ExternalAPICheckFailedError          # Исключение проверки API</w:t>
-      </w:r>
-    </w:p>
-    <w:p>
-      <w:pPr>
-        <w:pStyle w:val="3"/>
-        <w:shd w:val="clear" w:color="auto" w:fill="FFFFFF"/>
-        <w:spacing w:before="0" w:beforeAutospacing="0" w:after="240" w:line="450" w:lineRule="atLeast"/>
-        <w:jc w:val="both"/>
-        <w:rPr>
-          <w:rStyle w:val="a5"/>
-          <w:b/>
-          <w:bCs/>
-          <w:color w:val="0F1115"/>
-          <w:sz w:val="24"/>
-          <w:szCs w:val="24"/>
-        </w:rPr>
-      </w:pPr>
-      <w:r>
-        <w:rPr>
-          <w:rStyle w:val="a5"/>
-          <w:b/>
-          <w:bCs/>
-          <w:color w:val="0F1115"/>
-          <w:sz w:val="24"/>
-          <w:szCs w:val="24"/>
-        </w:rPr>
-        <w:t>│   ├── RoomNotFoundError                    # Номер не найден</w:t>
-      </w:r>
-    </w:p>
-    <w:p>
-      <w:pPr>
-        <w:pStyle w:val="3"/>
-        <w:shd w:val="clear" w:color="auto" w:fill="FFFFFF"/>
-        <w:spacing w:before="0" w:beforeAutospacing="0" w:after="240" w:line="450" w:lineRule="atLeast"/>
-        <w:jc w:val="both"/>
-        <w:rPr>
-          <w:rStyle w:val="a5"/>
-          <w:b/>
-          <w:bCs/>
-          <w:color w:val="0F1115"/>
-          <w:sz w:val="24"/>
-          <w:szCs w:val="24"/>
-        </w:rPr>
-      </w:pPr>
-      <w:r>
-        <w:rPr>
-          <w:rStyle w:val="a5"/>
-          <w:b/>
-          <w:bCs/>
-          <w:color w:val="0F1115"/>
-          <w:sz w:val="24"/>
-          <w:szCs w:val="24"/>
-        </w:rPr>
-        <w:t>│   ├── BookingConflictError                 # Конфликт бронирований</w:t>
-      </w:r>
-    </w:p>
-    <w:p>
-      <w:pPr>
-        <w:pStyle w:val="3"/>
-        <w:shd w:val="clear" w:color="auto" w:fill="FFFFFF"/>
-        <w:spacing w:before="0" w:beforeAutospacing="0" w:after="240" w:line="450" w:lineRule="atLeast"/>
-        <w:jc w:val="both"/>
-        <w:rPr>
-          <w:rStyle w:val="a5"/>
-          <w:b/>
-          <w:bCs/>
-          <w:color w:val="0F1115"/>
-          <w:sz w:val="24"/>
-          <w:szCs w:val="24"/>
-        </w:rPr>
-      </w:pPr>
-      <w:r>
-        <w:rPr>
-          <w:rStyle w:val="a5"/>
-          <w:b/>
-          <w:bCs/>
-          <w:color w:val="0F1115"/>
-          <w:sz w:val="24"/>
-          <w:szCs w:val="24"/>
-        </w:rPr>
-        <w:t>│   ├── MockExternalAPIAdapter               # Мок-адаптер внешнего API (с retry)</w:t>
-      </w:r>
-    </w:p>
-    <w:p>
-      <w:pPr>
-        <w:pStyle w:val="3"/>
-        <w:shd w:val="clear" w:color="auto" w:fill="FFFFFF"/>
-        <w:spacing w:before="0" w:beforeAutospacing="0" w:after="240" w:line="450" w:lineRule="atLeast"/>
-        <w:jc w:val="both"/>
-        <w:rPr>
-          <w:rStyle w:val="a5"/>
-          <w:b/>
-          <w:bCs/>
-          <w:color w:val="0F1115"/>
-          <w:sz w:val="24"/>
-          <w:szCs w:val="24"/>
-        </w:rPr>
-      </w:pPr>
-      <w:r>
-        <w:rPr>
-          <w:rStyle w:val="a5"/>
-          <w:b/>
-          <w:bCs/>
-          <w:color w:val="0F1115"/>
-          <w:sz w:val="24"/>
-          <w:szCs w:val="24"/>
-        </w:rPr>
-        <w:t>│   ├── Room                                 # Модель номера</w:t>
-      </w:r>
-    </w:p>
-    <w:p>
-      <w:pPr>
-        <w:pStyle w:val="3"/>
-        <w:shd w:val="clear" w:color="auto" w:fill="FFFFFF"/>
-        <w:spacing w:before="0" w:beforeAutospacing="0" w:after="240" w:line="450" w:lineRule="atLeast"/>
-        <w:jc w:val="both"/>
-        <w:rPr>
-          <w:rStyle w:val="a5"/>
-          <w:b/>
-          <w:bCs/>
-          <w:color w:val="0F1115"/>
-          <w:sz w:val="24"/>
-          <w:szCs w:val="24"/>
-        </w:rPr>
-      </w:pPr>
-      <w:r>
-        <w:rPr>
-          <w:rStyle w:val="a5"/>
-          <w:b/>
-          <w:bCs/>
-          <w:color w:val="0F1115"/>
-          <w:sz w:val="24"/>
-          <w:szCs w:val="24"/>
-        </w:rPr>
-        <w:t>│   ├── Booking                              # Модель бронирования</w:t>
-      </w:r>
-    </w:p>
-    <w:p>
-      <w:pPr>
-        <w:pStyle w:val="3"/>
-        <w:shd w:val="clear" w:color="auto" w:fill="FFFFFF"/>
-        <w:spacing w:before="0" w:beforeAutospacing="0" w:after="240" w:line="450" w:lineRule="atLeast"/>
-        <w:jc w:val="both"/>
-        <w:rPr>
-          <w:rStyle w:val="a5"/>
-          <w:b/>
-          <w:bCs/>
-          <w:color w:val="0F1115"/>
-          <w:sz w:val="24"/>
-          <w:szCs w:val="24"/>
-          <w:lang w:val="en-US"/>
-        </w:rPr>
-      </w:pPr>
-      <w:r>
-        <w:rPr>
-          <w:rStyle w:val="a5"/>
-          <w:b/>
-          <w:bCs/>
-          <w:color w:val="0F1115"/>
-          <w:sz w:val="24"/>
-          <w:szCs w:val="24"/>
-          <w:lang w:val="en-US"/>
-        </w:rPr>
-        <w:t xml:space="preserve">│   ├── RoomRepository                       # </w:t>
-      </w:r>
-      <w:r>
-        <w:rPr>
-          <w:rStyle w:val="a5"/>
-          <w:b/>
-          <w:bCs/>
-          <w:color w:val="0F1115"/>
-          <w:sz w:val="24"/>
-          <w:szCs w:val="24"/>
-        </w:rPr>
-        <w:t>Репозиторий</w:t>
-      </w:r>
-      <w:r>
-        <w:rPr>
-          <w:rStyle w:val="a5"/>
-          <w:b/>
-          <w:bCs/>
-          <w:color w:val="0F1115"/>
-          <w:sz w:val="24"/>
-          <w:szCs w:val="24"/>
-          <w:lang w:val="en-US"/>
-        </w:rPr>
-        <w:t xml:space="preserve"> </w:t>
-      </w:r>
-      <w:r>
-        <w:rPr>
-          <w:rStyle w:val="a5"/>
-          <w:b/>
-          <w:bCs/>
-          <w:color w:val="0F1115"/>
-          <w:sz w:val="24"/>
-          <w:szCs w:val="24"/>
-        </w:rPr>
-        <w:t>номеров</w:t>
-      </w:r>
-      <w:r>
-        <w:rPr>
-          <w:rStyle w:val="a5"/>
-          <w:b/>
-          <w:bCs/>
-          <w:color w:val="0F1115"/>
-          <w:sz w:val="24"/>
-          <w:szCs w:val="24"/>
-          <w:lang w:val="en-US"/>
-        </w:rPr>
-        <w:t xml:space="preserve"> (in-memory)</w:t>
-      </w:r>
-    </w:p>
-    <w:p>
-      <w:pPr>
-        <w:pStyle w:val="3"/>
-        <w:shd w:val="clear" w:color="auto" w:fill="FFFFFF"/>
-        <w:spacing w:before="0" w:beforeAutospacing="0" w:after="240" w:line="450" w:lineRule="atLeast"/>
-        <w:jc w:val="both"/>
-        <w:rPr>
-          <w:rStyle w:val="a5"/>
-          <w:b/>
-          <w:bCs/>
-          <w:color w:val="0F1115"/>
-          <w:sz w:val="24"/>
-          <w:szCs w:val="24"/>
-          <w:lang w:val="en-US"/>
-        </w:rPr>
-      </w:pPr>
-      <w:r>
-        <w:rPr>
-          <w:rStyle w:val="a5"/>
-          <w:b/>
-          <w:bCs/>
-          <w:color w:val="0F1115"/>
-          <w:sz w:val="24"/>
-          <w:szCs w:val="24"/>
-          <w:lang w:val="en-US"/>
-        </w:rPr>
-        <w:t xml:space="preserve">│   ├── BookingRepository                    # </w:t>
-      </w:r>
-      <w:r>
-        <w:rPr>
-          <w:rStyle w:val="a5"/>
-          <w:b/>
-          <w:bCs/>
-          <w:color w:val="0F1115"/>
-          <w:sz w:val="24"/>
-          <w:szCs w:val="24"/>
-        </w:rPr>
-        <w:t>Репозиторий</w:t>
-      </w:r>
-      <w:r>
-        <w:rPr>
-          <w:rStyle w:val="a5"/>
-          <w:b/>
-          <w:bCs/>
-          <w:color w:val="0F1115"/>
-          <w:sz w:val="24"/>
-          <w:szCs w:val="24"/>
-          <w:lang w:val="en-US"/>
-        </w:rPr>
-        <w:t xml:space="preserve"> </w:t>
-      </w:r>
-      <w:r>
-        <w:rPr>
-          <w:rStyle w:val="a5"/>
-          <w:b/>
-          <w:bCs/>
-          <w:color w:val="0F1115"/>
-          <w:sz w:val="24"/>
-          <w:szCs w:val="24"/>
-        </w:rPr>
-        <w:t>бронирований</w:t>
-      </w:r>
-      <w:r>
-        <w:rPr>
-          <w:rStyle w:val="a5"/>
-          <w:b/>
-          <w:bCs/>
-          <w:color w:val="0F1115"/>
-          <w:sz w:val="24"/>
-          <w:szCs w:val="24"/>
-          <w:lang w:val="en-US"/>
-        </w:rPr>
-        <w:t xml:space="preserve"> (in-memory)</w:t>
-      </w:r>
-    </w:p>
-    <w:p>
-      <w:pPr>
-        <w:pStyle w:val="3"/>
-        <w:shd w:val="clear" w:color="auto" w:fill="FFFFFF"/>
-        <w:spacing w:before="0" w:beforeAutospacing="0" w:after="240" w:line="450" w:lineRule="atLeast"/>
-        <w:jc w:val="both"/>
-        <w:rPr>
-          <w:rStyle w:val="a5"/>
-          <w:b/>
-          <w:bCs/>
-          <w:color w:val="0F1115"/>
-          <w:sz w:val="24"/>
-          <w:szCs w:val="24"/>
-          <w:lang w:val="en-US"/>
-        </w:rPr>
-      </w:pPr>
-      <w:r>
-        <w:rPr>
-          <w:rStyle w:val="a5"/>
-          <w:b/>
-          <w:bCs/>
-          <w:color w:val="0F1115"/>
-          <w:sz w:val="24"/>
-          <w:szCs w:val="24"/>
-          <w:lang w:val="en-US"/>
-        </w:rPr>
-        <w:t xml:space="preserve">│   ├── UnitOfWork                           # </w:t>
-      </w:r>
-      <w:r>
-        <w:rPr>
-          <w:rStyle w:val="a5"/>
-          <w:b/>
-          <w:bCs/>
-          <w:color w:val="0F1115"/>
-          <w:sz w:val="24"/>
-          <w:szCs w:val="24"/>
-        </w:rPr>
-        <w:t>Управление</w:t>
-      </w:r>
-      <w:r>
-        <w:rPr>
-          <w:rStyle w:val="a5"/>
-          <w:b/>
-          <w:bCs/>
-          <w:color w:val="0F1115"/>
-          <w:sz w:val="24"/>
-          <w:szCs w:val="24"/>
-          <w:lang w:val="en-US"/>
-        </w:rPr>
-        <w:t xml:space="preserve"> </w:t>
-      </w:r>
-      <w:r>
-        <w:rPr>
-          <w:rStyle w:val="a5"/>
-          <w:b/>
-          <w:bCs/>
-          <w:color w:val="0F1115"/>
-          <w:sz w:val="24"/>
-          <w:szCs w:val="24"/>
-        </w:rPr>
-        <w:t>транзакциями</w:t>
-      </w:r>
-    </w:p>
-    <w:p>
-      <w:pPr>
-        <w:pStyle w:val="3"/>
-        <w:shd w:val="clear" w:color="auto" w:fill="FFFFFF"/>
-        <w:spacing w:before="0" w:beforeAutospacing="0" w:after="240" w:line="450" w:lineRule="atLeast"/>
-        <w:jc w:val="both"/>
-        <w:rPr>
-          <w:rStyle w:val="a5"/>
-          <w:b/>
-          <w:bCs/>
-          <w:color w:val="0F1115"/>
-          <w:sz w:val="24"/>
-          <w:szCs w:val="24"/>
-          <w:lang w:val="en-US"/>
-        </w:rPr>
-      </w:pPr>
-      <w:r>
-        <w:rPr>
-          <w:rStyle w:val="a5"/>
-          <w:b/>
-          <w:bCs/>
-          <w:color w:val="0F1115"/>
-          <w:sz w:val="24"/>
-          <w:szCs w:val="24"/>
-          <w:lang w:val="en-US"/>
-        </w:rPr>
-        <w:t xml:space="preserve">│   ├── PricingService                       # </w:t>
-      </w:r>
-      <w:r>
-        <w:rPr>
-          <w:rStyle w:val="a5"/>
-          <w:b/>
-          <w:bCs/>
-          <w:color w:val="0F1115"/>
-          <w:sz w:val="24"/>
-          <w:szCs w:val="24"/>
-        </w:rPr>
-        <w:t>Сервис</w:t>
-      </w:r>
-      <w:r>
-        <w:rPr>
-          <w:rStyle w:val="a5"/>
-          <w:b/>
-          <w:bCs/>
-          <w:color w:val="0F1115"/>
-          <w:sz w:val="24"/>
-          <w:szCs w:val="24"/>
-          <w:lang w:val="en-US"/>
-        </w:rPr>
-        <w:t xml:space="preserve"> </w:t>
-      </w:r>
-      <w:r>
-        <w:rPr>
-          <w:rStyle w:val="a5"/>
-          <w:b/>
-          <w:bCs/>
-          <w:color w:val="0F1115"/>
-          <w:sz w:val="24"/>
-          <w:szCs w:val="24"/>
-        </w:rPr>
-        <w:t>расчёта</w:t>
-      </w:r>
-      <w:r>
-        <w:rPr>
-          <w:rStyle w:val="a5"/>
-          <w:b/>
-          <w:bCs/>
-          <w:color w:val="0F1115"/>
-          <w:sz w:val="24"/>
-          <w:szCs w:val="24"/>
-          <w:lang w:val="en-US"/>
-        </w:rPr>
-        <w:t xml:space="preserve"> </w:t>
-      </w:r>
-      <w:r>
-        <w:rPr>
-          <w:rStyle w:val="a5"/>
-          <w:b/>
-          <w:bCs/>
-          <w:color w:val="0F1115"/>
-          <w:sz w:val="24"/>
-          <w:szCs w:val="24"/>
-        </w:rPr>
-        <w:t>стоимости</w:t>
-      </w:r>
-    </w:p>
-    <w:p>
-      <w:pPr>
-        <w:pStyle w:val="3"/>
-        <w:shd w:val="clear" w:color="auto" w:fill="FFFFFF"/>
-        <w:spacing w:before="0" w:beforeAutospacing="0" w:after="240" w:line="450" w:lineRule="atLeast"/>
-        <w:jc w:val="both"/>
-        <w:rPr>
-          <w:rStyle w:val="a5"/>
-          <w:b/>
-          <w:bCs/>
-          <w:color w:val="0F1115"/>
-          <w:sz w:val="24"/>
-          <w:szCs w:val="24"/>
-        </w:rPr>
-      </w:pPr>
-      <w:r>
-        <w:rPr>
-          <w:rStyle w:val="a5"/>
-          <w:b/>
-          <w:bCs/>
-          <w:color w:val="0F1115"/>
-          <w:sz w:val="24"/>
-          <w:szCs w:val="24"/>
-        </w:rPr>
-        <w:t>│   └── BookingService                       # Сервис бронирования (с интеграцией API)</w:t>
-      </w:r>
-    </w:p>
-    <w:p>
-      <w:pPr>
-        <w:pStyle w:val="3"/>
-        <w:shd w:val="clear" w:color="auto" w:fill="FFFFFF"/>
-        <w:spacing w:before="0" w:beforeAutospacing="0" w:after="240" w:line="450" w:lineRule="atLeast"/>
-        <w:jc w:val="both"/>
-        <w:rPr>
-          <w:rStyle w:val="a5"/>
-          <w:b/>
-          <w:bCs/>
-          <w:color w:val="0F1115"/>
-          <w:sz w:val="24"/>
-          <w:szCs w:val="24"/>
-        </w:rPr>
-      </w:pPr>
-      <w:r>
-        <w:rPr>
-          <w:rStyle w:val="a5"/>
-          <w:b/>
-          <w:bCs/>
-          <w:color w:val="0F1115"/>
-          <w:sz w:val="24"/>
-          <w:szCs w:val="24"/>
-        </w:rPr>
-        <w:t>│</w:t>
-      </w:r>
-    </w:p>
-    <w:p>
-      <w:pPr>
-        <w:pStyle w:val="3"/>
-        <w:shd w:val="clear" w:color="auto" w:fill="FFFFFF"/>
-        <w:spacing w:before="0" w:beforeAutospacing="0" w:after="240" w:line="450" w:lineRule="atLeast"/>
-        <w:jc w:val="both"/>
-        <w:rPr>
-          <w:rStyle w:val="a5"/>
-          <w:b/>
-          <w:bCs/>
-          <w:color w:val="0F1115"/>
-          <w:sz w:val="24"/>
-          <w:szCs w:val="24"/>
-          <w:lang w:val="en-US"/>
-        </w:rPr>
-      </w:pPr>
-      <w:r>
-        <w:rPr>
-          <w:rStyle w:val="a5"/>
-          <w:b/>
-          <w:bCs/>
-          <w:color w:val="0F1115"/>
-          <w:sz w:val="24"/>
-          <w:szCs w:val="24"/>
-          <w:lang w:val="en-US"/>
-        </w:rPr>
-        <w:lastRenderedPageBreak/>
-        <w:t>├── test_adapter.py                          # Unit-</w:t>
-      </w:r>
-      <w:r>
-        <w:rPr>
-          <w:rStyle w:val="a5"/>
-          <w:b/>
-          <w:bCs/>
-          <w:color w:val="0F1115"/>
-          <w:sz w:val="24"/>
-          <w:szCs w:val="24"/>
-        </w:rPr>
-        <w:t>тесты</w:t>
-      </w:r>
-      <w:r>
-        <w:rPr>
-          <w:rStyle w:val="a5"/>
-          <w:b/>
-          <w:bCs/>
-          <w:color w:val="0F1115"/>
-          <w:sz w:val="24"/>
-          <w:szCs w:val="24"/>
-          <w:lang w:val="en-US"/>
-        </w:rPr>
-        <w:t xml:space="preserve"> (9 </w:t>
-      </w:r>
-      <w:r>
-        <w:rPr>
-          <w:rStyle w:val="a5"/>
-          <w:b/>
-          <w:bCs/>
-          <w:color w:val="0F1115"/>
-          <w:sz w:val="24"/>
-          <w:szCs w:val="24"/>
-        </w:rPr>
-        <w:t>тестов</w:t>
-      </w:r>
-      <w:r>
-        <w:rPr>
-          <w:rStyle w:val="a5"/>
-          <w:b/>
-          <w:bCs/>
-          <w:color w:val="0F1115"/>
-          <w:sz w:val="24"/>
-          <w:szCs w:val="24"/>
-          <w:lang w:val="en-US"/>
-        </w:rPr>
-        <w:t>)</w:t>
-      </w:r>
-    </w:p>
-    <w:p>
-      <w:pPr>
-        <w:pStyle w:val="3"/>
-        <w:shd w:val="clear" w:color="auto" w:fill="FFFFFF"/>
-        <w:spacing w:before="0" w:beforeAutospacing="0" w:after="240" w:line="450" w:lineRule="atLeast"/>
-        <w:jc w:val="both"/>
-        <w:rPr>
-          <w:rStyle w:val="a5"/>
-          <w:b/>
-          <w:bCs/>
-          <w:color w:val="0F1115"/>
-          <w:sz w:val="24"/>
-          <w:szCs w:val="24"/>
-          <w:lang w:val="en-US"/>
-        </w:rPr>
-      </w:pPr>
-      <w:r>
-        <w:rPr>
-          <w:rStyle w:val="a5"/>
-          <w:b/>
-          <w:bCs/>
-          <w:color w:val="0F1115"/>
-          <w:sz w:val="24"/>
-          <w:szCs w:val="24"/>
-          <w:lang w:val="en-US"/>
-        </w:rPr>
-        <w:t xml:space="preserve">│   ├── TestMockExternalAPIAdapter           # </w:t>
-      </w:r>
-      <w:r>
-        <w:rPr>
-          <w:rStyle w:val="a5"/>
-          <w:b/>
-          <w:bCs/>
-          <w:color w:val="0F1115"/>
-          <w:sz w:val="24"/>
-          <w:szCs w:val="24"/>
-        </w:rPr>
-        <w:t>Тесты</w:t>
-      </w:r>
-      <w:r>
-        <w:rPr>
-          <w:rStyle w:val="a5"/>
-          <w:b/>
-          <w:bCs/>
-          <w:color w:val="0F1115"/>
-          <w:sz w:val="24"/>
-          <w:szCs w:val="24"/>
-          <w:lang w:val="en-US"/>
-        </w:rPr>
-        <w:t xml:space="preserve"> </w:t>
-      </w:r>
-      <w:r>
-        <w:rPr>
-          <w:rStyle w:val="a5"/>
-          <w:b/>
-          <w:bCs/>
-          <w:color w:val="0F1115"/>
-          <w:sz w:val="24"/>
-          <w:szCs w:val="24"/>
-        </w:rPr>
-        <w:t>адаптера</w:t>
-      </w:r>
-      <w:r>
-        <w:rPr>
-          <w:rStyle w:val="a5"/>
-          <w:b/>
-          <w:bCs/>
-          <w:color w:val="0F1115"/>
-          <w:sz w:val="24"/>
-          <w:szCs w:val="24"/>
-          <w:lang w:val="en-US"/>
-        </w:rPr>
-        <w:t xml:space="preserve"> (5 </w:t>
-      </w:r>
-      <w:r>
-        <w:rPr>
-          <w:rStyle w:val="a5"/>
-          <w:b/>
-          <w:bCs/>
-          <w:color w:val="0F1115"/>
-          <w:sz w:val="24"/>
-          <w:szCs w:val="24"/>
-        </w:rPr>
-        <w:t>тестов</w:t>
-      </w:r>
-      <w:r>
-        <w:rPr>
-          <w:rStyle w:val="a5"/>
-          <w:b/>
-          <w:bCs/>
-          <w:color w:val="0F1115"/>
-          <w:sz w:val="24"/>
-          <w:szCs w:val="24"/>
-          <w:lang w:val="en-US"/>
-        </w:rPr>
-        <w:t>)</w:t>
-      </w:r>
-    </w:p>
-    <w:p>
-      <w:pPr>
-        <w:pStyle w:val="3"/>
-        <w:shd w:val="clear" w:color="auto" w:fill="FFFFFF"/>
-        <w:spacing w:before="0" w:beforeAutospacing="0" w:after="240" w:line="450" w:lineRule="atLeast"/>
-        <w:jc w:val="both"/>
-        <w:rPr>
-          <w:rStyle w:val="a5"/>
-          <w:b/>
-          <w:bCs/>
-          <w:color w:val="0F1115"/>
-          <w:sz w:val="24"/>
-          <w:szCs w:val="24"/>
-          <w:lang w:val="en-US"/>
-        </w:rPr>
-      </w:pPr>
-      <w:r>
-        <w:rPr>
-          <w:rStyle w:val="a5"/>
-          <w:b/>
-          <w:bCs/>
-          <w:color w:val="0F1115"/>
-          <w:sz w:val="24"/>
-          <w:szCs w:val="24"/>
-          <w:lang w:val="en-US"/>
-        </w:rPr>
-        <w:t>│   │   ├── test_check_availability_success</w:t>
-      </w:r>
-    </w:p>
-    <w:p>
-      <w:pPr>
-        <w:pStyle w:val="3"/>
-        <w:shd w:val="clear" w:color="auto" w:fill="FFFFFF"/>
-        <w:spacing w:before="0" w:beforeAutospacing="0" w:after="240" w:line="450" w:lineRule="atLeast"/>
-        <w:jc w:val="both"/>
-        <w:rPr>
-          <w:rStyle w:val="a5"/>
-          <w:b/>
-          <w:bCs/>
-          <w:color w:val="0F1115"/>
-          <w:sz w:val="24"/>
-          <w:szCs w:val="24"/>
-          <w:lang w:val="en-US"/>
-        </w:rPr>
-      </w:pPr>
-      <w:r>
-        <w:rPr>
-          <w:rStyle w:val="a5"/>
-          <w:b/>
-          <w:bCs/>
-          <w:color w:val="0F1115"/>
-          <w:sz w:val="24"/>
-          <w:szCs w:val="24"/>
-          <w:lang w:val="en-US"/>
-        </w:rPr>
-        <w:t>│   │   ├── test_check_availability_fail</w:t>
-      </w:r>
-    </w:p>
-    <w:p>
-      <w:pPr>
-        <w:pStyle w:val="3"/>
-        <w:shd w:val="clear" w:color="auto" w:fill="FFFFFF"/>
-        <w:spacing w:before="0" w:beforeAutospacing="0" w:after="240" w:line="450" w:lineRule="atLeast"/>
-        <w:jc w:val="both"/>
-        <w:rPr>
-          <w:rStyle w:val="a5"/>
-          <w:b/>
-          <w:bCs/>
-          <w:color w:val="0F1115"/>
-          <w:sz w:val="24"/>
-          <w:szCs w:val="24"/>
-          <w:lang w:val="en-US"/>
-        </w:rPr>
-      </w:pPr>
-      <w:r>
-        <w:rPr>
-          <w:rStyle w:val="a5"/>
-          <w:b/>
-          <w:bCs/>
-          <w:color w:val="0F1115"/>
-          <w:sz w:val="24"/>
-          <w:szCs w:val="24"/>
-          <w:lang w:val="en-US"/>
-        </w:rPr>
-        <w:t>│   │   ├── test_room_id_divisible_by_5_always_fails</w:t>
-      </w:r>
-    </w:p>
-    <w:p>
-      <w:pPr>
-        <w:pStyle w:val="3"/>
-        <w:shd w:val="clear" w:color="auto" w:fill="FFFFFF"/>
-        <w:spacing w:before="0" w:beforeAutospacing="0" w:after="240" w:line="450" w:lineRule="atLeast"/>
-        <w:jc w:val="both"/>
-        <w:rPr>
-          <w:rStyle w:val="a5"/>
-          <w:b/>
-          <w:bCs/>
-          <w:color w:val="0F1115"/>
-          <w:sz w:val="24"/>
-          <w:szCs w:val="24"/>
-          <w:lang w:val="en-US"/>
-        </w:rPr>
-      </w:pPr>
-      <w:r>
-        <w:rPr>
-          <w:rStyle w:val="a5"/>
-          <w:b/>
-          <w:bCs/>
-          <w:color w:val="0F1115"/>
-          <w:sz w:val="24"/>
-          <w:szCs w:val="24"/>
-          <w:lang w:val="en-US"/>
-        </w:rPr>
-        <w:t>│   │   ├── test_retry_on_timeout</w:t>
-      </w:r>
-    </w:p>
-    <w:p>
-      <w:pPr>
-        <w:pStyle w:val="3"/>
-        <w:shd w:val="clear" w:color="auto" w:fill="FFFFFF"/>
-        <w:spacing w:before="0" w:beforeAutospacing="0" w:after="240" w:line="450" w:lineRule="atLeast"/>
-        <w:jc w:val="both"/>
-        <w:rPr>
-          <w:rStyle w:val="a5"/>
-          <w:b/>
-          <w:bCs/>
-          <w:color w:val="0F1115"/>
-          <w:sz w:val="24"/>
-          <w:szCs w:val="24"/>
-          <w:lang w:val="en-US"/>
-        </w:rPr>
-      </w:pPr>
-      <w:r>
-        <w:rPr>
-          <w:rStyle w:val="a5"/>
-          <w:b/>
-          <w:bCs/>
-          <w:color w:val="0F1115"/>
-          <w:sz w:val="24"/>
-          <w:szCs w:val="24"/>
-          <w:lang w:val="en-US"/>
-        </w:rPr>
-        <w:t>│   │   └── test_is_healthy</w:t>
-      </w:r>
-    </w:p>
-    <w:p>
-      <w:pPr>
-        <w:pStyle w:val="3"/>
-        <w:shd w:val="clear" w:color="auto" w:fill="FFFFFF"/>
-        <w:spacing w:before="0" w:beforeAutospacing="0" w:after="240" w:line="450" w:lineRule="atLeast"/>
-        <w:jc w:val="both"/>
-        <w:rPr>
-          <w:rStyle w:val="a5"/>
-          <w:b/>
-          <w:bCs/>
-          <w:color w:val="0F1115"/>
-          <w:sz w:val="24"/>
-          <w:szCs w:val="24"/>
-          <w:lang w:val="en-US"/>
-        </w:rPr>
-      </w:pPr>
-      <w:r>
-        <w:rPr>
-          <w:rStyle w:val="a5"/>
-          <w:b/>
-          <w:bCs/>
-          <w:color w:val="0F1115"/>
-          <w:sz w:val="24"/>
-          <w:szCs w:val="24"/>
-          <w:lang w:val="en-US"/>
-        </w:rPr>
-        <w:t xml:space="preserve">│   └── TestBookingService                   # </w:t>
-      </w:r>
-      <w:r>
-        <w:rPr>
-          <w:rStyle w:val="a5"/>
-          <w:b/>
-          <w:bCs/>
-          <w:color w:val="0F1115"/>
-          <w:sz w:val="24"/>
-          <w:szCs w:val="24"/>
-        </w:rPr>
-        <w:t>Тесты</w:t>
-      </w:r>
-      <w:r>
-        <w:rPr>
-          <w:rStyle w:val="a5"/>
-          <w:b/>
-          <w:bCs/>
-          <w:color w:val="0F1115"/>
-          <w:sz w:val="24"/>
-          <w:szCs w:val="24"/>
-          <w:lang w:val="en-US"/>
-        </w:rPr>
-        <w:t xml:space="preserve"> </w:t>
-      </w:r>
-      <w:r>
-        <w:rPr>
-          <w:rStyle w:val="a5"/>
-          <w:b/>
-          <w:bCs/>
-          <w:color w:val="0F1115"/>
-          <w:sz w:val="24"/>
-          <w:szCs w:val="24"/>
-        </w:rPr>
-        <w:t>сервиса</w:t>
-      </w:r>
-      <w:r>
-        <w:rPr>
-          <w:rStyle w:val="a5"/>
-          <w:b/>
-          <w:bCs/>
-          <w:color w:val="0F1115"/>
-          <w:sz w:val="24"/>
-          <w:szCs w:val="24"/>
-          <w:lang w:val="en-US"/>
-        </w:rPr>
-        <w:t xml:space="preserve"> (4 </w:t>
-      </w:r>
-      <w:r>
-        <w:rPr>
-          <w:rStyle w:val="a5"/>
-          <w:b/>
-          <w:bCs/>
-          <w:color w:val="0F1115"/>
-          <w:sz w:val="24"/>
-          <w:szCs w:val="24"/>
-        </w:rPr>
-        <w:t>теста</w:t>
-      </w:r>
-      <w:r>
-        <w:rPr>
-          <w:rStyle w:val="a5"/>
-          <w:b/>
-          <w:bCs/>
-          <w:color w:val="0F1115"/>
-          <w:sz w:val="24"/>
-          <w:szCs w:val="24"/>
-          <w:lang w:val="en-US"/>
-        </w:rPr>
-        <w:t>)</w:t>
-      </w:r>
-    </w:p>
-    <w:p>
-      <w:pPr>
-        <w:pStyle w:val="3"/>
-        <w:shd w:val="clear" w:color="auto" w:fill="FFFFFF"/>
-        <w:spacing w:before="0" w:beforeAutospacing="0" w:after="240" w:line="450" w:lineRule="atLeast"/>
-        <w:jc w:val="both"/>
-        <w:rPr>
-          <w:rStyle w:val="a5"/>
-          <w:b/>
-          <w:bCs/>
-          <w:color w:val="0F1115"/>
-          <w:sz w:val="24"/>
-          <w:szCs w:val="24"/>
-          <w:lang w:val="en-US"/>
-        </w:rPr>
-      </w:pPr>
-      <w:r>
-        <w:rPr>
-          <w:rStyle w:val="a5"/>
-          <w:b/>
-          <w:bCs/>
-          <w:color w:val="0F1115"/>
-          <w:sz w:val="24"/>
-          <w:szCs w:val="24"/>
-          <w:lang w:val="en-US"/>
-        </w:rPr>
-        <w:t>│       ├── test_create_booking_success</w:t>
-      </w:r>
-    </w:p>
-    <w:p>
-      <w:pPr>
-        <w:pStyle w:val="3"/>
-        <w:shd w:val="clear" w:color="auto" w:fill="FFFFFF"/>
-        <w:spacing w:before="0" w:beforeAutospacing="0" w:after="240" w:line="450" w:lineRule="atLeast"/>
-        <w:jc w:val="both"/>
-        <w:rPr>
-          <w:rStyle w:val="a5"/>
-          <w:b/>
-          <w:bCs/>
-          <w:color w:val="0F1115"/>
-          <w:sz w:val="24"/>
-          <w:szCs w:val="24"/>
-          <w:lang w:val="en-US"/>
-        </w:rPr>
-      </w:pPr>
-      <w:r>
-        <w:rPr>
-          <w:rStyle w:val="a5"/>
-          <w:b/>
-          <w:bCs/>
-          <w:color w:val="0F1115"/>
-          <w:sz w:val="24"/>
-          <w:szCs w:val="24"/>
-          <w:lang w:val="en-US"/>
-        </w:rPr>
-        <w:t>│       ├── test_create_booking_external_api_fails</w:t>
-      </w:r>
-    </w:p>
-    <w:p>
-      <w:pPr>
-        <w:pStyle w:val="3"/>
-        <w:shd w:val="clear" w:color="auto" w:fill="FFFFFF"/>
-        <w:spacing w:before="0" w:beforeAutospacing="0" w:after="240" w:line="450" w:lineRule="atLeast"/>
-        <w:jc w:val="both"/>
-        <w:rPr>
-          <w:rStyle w:val="a5"/>
-          <w:b/>
-          <w:bCs/>
-          <w:color w:val="0F1115"/>
-          <w:sz w:val="24"/>
-          <w:szCs w:val="24"/>
-          <w:lang w:val="en-US"/>
-        </w:rPr>
-      </w:pPr>
-      <w:r>
-        <w:rPr>
-          <w:rStyle w:val="a5"/>
-          <w:b/>
-          <w:bCs/>
-          <w:color w:val="0F1115"/>
-          <w:sz w:val="24"/>
-          <w:szCs w:val="24"/>
-          <w:lang w:val="en-US"/>
-        </w:rPr>
-        <w:t>│       ├── test_create_booking_room_not_found</w:t>
-      </w:r>
-    </w:p>
-    <w:p>
-      <w:pPr>
-        <w:pStyle w:val="3"/>
-        <w:shd w:val="clear" w:color="auto" w:fill="FFFFFF"/>
-        <w:spacing w:before="0" w:beforeAutospacing="0" w:after="240" w:line="450" w:lineRule="atLeast"/>
-        <w:jc w:val="both"/>
-        <w:rPr>
-          <w:rStyle w:val="a5"/>
-          <w:b/>
-          <w:bCs/>
-          <w:color w:val="0F1115"/>
-          <w:sz w:val="24"/>
-          <w:szCs w:val="24"/>
-          <w:lang w:val="en-US"/>
-        </w:rPr>
-      </w:pPr>
-      <w:r>
-        <w:rPr>
-          <w:rStyle w:val="a5"/>
-          <w:b/>
-          <w:bCs/>
-          <w:color w:val="0F1115"/>
-          <w:sz w:val="24"/>
-          <w:szCs w:val="24"/>
-          <w:lang w:val="en-US"/>
-        </w:rPr>
-        <w:t>│       └── test_create_booking_conflict</w:t>
-      </w:r>
-    </w:p>
-    <w:p>
-      <w:pPr>
-        <w:pStyle w:val="3"/>
-        <w:shd w:val="clear" w:color="auto" w:fill="FFFFFF"/>
-        <w:spacing w:before="0" w:beforeAutospacing="0" w:after="240" w:line="450" w:lineRule="atLeast"/>
-        <w:jc w:val="both"/>
-        <w:rPr>
-          <w:rStyle w:val="a5"/>
-          <w:b/>
-          <w:bCs/>
-          <w:color w:val="0F1115"/>
-          <w:sz w:val="24"/>
-          <w:szCs w:val="24"/>
-          <w:lang w:val="en-US"/>
-        </w:rPr>
-      </w:pPr>
-      <w:r>
-        <w:rPr>
-          <w:rStyle w:val="a5"/>
-          <w:b/>
-          <w:bCs/>
-          <w:color w:val="0F1115"/>
-          <w:sz w:val="24"/>
-          <w:szCs w:val="24"/>
-          <w:lang w:val="en-US"/>
-        </w:rPr>
-        <w:t>│</w:t>
-      </w:r>
-    </w:p>
-    <w:p>
-      <w:pPr>
-        <w:pStyle w:val="3"/>
-        <w:shd w:val="clear" w:color="auto" w:fill="FFFFFF"/>
-        <w:spacing w:before="0" w:beforeAutospacing="0" w:after="240" w:line="450" w:lineRule="atLeast"/>
-        <w:jc w:val="both"/>
-        <w:rPr>
-          <w:rStyle w:val="a5"/>
-          <w:b/>
-          <w:bCs/>
-          <w:color w:val="0F1115"/>
-          <w:sz w:val="24"/>
-          <w:szCs w:val="24"/>
-          <w:lang w:val="en-US"/>
-        </w:rPr>
-      </w:pPr>
-      <w:r>
-        <w:rPr>
-          <w:rStyle w:val="a5"/>
-          <w:b/>
-          <w:bCs/>
-          <w:color w:val="0F1115"/>
-          <w:sz w:val="24"/>
-          <w:szCs w:val="24"/>
-          <w:lang w:val="en-US"/>
-        </w:rPr>
-        <w:t>└── (</w:t>
-      </w:r>
-      <w:r>
-        <w:rPr>
-          <w:rStyle w:val="a5"/>
-          <w:b/>
-          <w:bCs/>
-          <w:color w:val="0F1115"/>
-          <w:sz w:val="24"/>
-          <w:szCs w:val="24"/>
-        </w:rPr>
-        <w:t>вспомогательные</w:t>
-      </w:r>
-      <w:r>
-        <w:rPr>
-          <w:rStyle w:val="a5"/>
-          <w:b/>
-          <w:bCs/>
-          <w:color w:val="0F1115"/>
-          <w:sz w:val="24"/>
-          <w:szCs w:val="24"/>
-          <w:lang w:val="en-US"/>
-        </w:rPr>
-        <w:t xml:space="preserve"> </w:t>
-      </w:r>
-      <w:r>
-        <w:rPr>
-          <w:rStyle w:val="a5"/>
-          <w:b/>
-          <w:bCs/>
-          <w:color w:val="0F1115"/>
-          <w:sz w:val="24"/>
-          <w:szCs w:val="24"/>
-        </w:rPr>
-        <w:t>файлы</w:t>
-      </w:r>
-      <w:r>
-        <w:rPr>
-          <w:rStyle w:val="a5"/>
-          <w:b/>
-          <w:bCs/>
-          <w:color w:val="0F1115"/>
-          <w:sz w:val="24"/>
-          <w:szCs w:val="24"/>
-          <w:lang w:val="en-US"/>
-        </w:rPr>
-        <w:t>)</w:t>
-      </w:r>
-    </w:p>
-    <w:p>
-      <w:pPr>
-        <w:pStyle w:val="3"/>
-        <w:shd w:val="clear" w:color="auto" w:fill="FFFFFF"/>
-        <w:spacing w:before="0" w:beforeAutospacing="0" w:after="240" w:line="450" w:lineRule="atLeast"/>
-        <w:jc w:val="both"/>
-        <w:rPr>
-          <w:rStyle w:val="a5"/>
-          <w:b/>
-          <w:bCs/>
-          <w:color w:val="0F1115"/>
-          <w:sz w:val="24"/>
-          <w:szCs w:val="24"/>
-        </w:rPr>
-      </w:pPr>
-      <w:r>
-        <w:rPr>
-          <w:rStyle w:val="a5"/>
-          <w:b/>
-          <w:bCs/>
-          <w:color w:val="0F1115"/>
-          <w:sz w:val="24"/>
-          <w:szCs w:val="24"/>
-          <w:lang w:val="en-US"/>
-        </w:rPr>
-        <w:t xml:space="preserve">    </w:t>
-      </w:r>
-      <w:r>
-        <w:rPr>
-          <w:rStyle w:val="a5"/>
-          <w:b/>
-          <w:bCs/>
-          <w:color w:val="0F1115"/>
-          <w:sz w:val="24"/>
-          <w:szCs w:val="24"/>
-        </w:rPr>
-        <w:t>├── Базовый адаптер.py                   # (можно удалить)</w:t>
-      </w:r>
-    </w:p>
-    <w:p>
-      <w:pPr>
-        <w:pStyle w:val="3"/>
-        <w:shd w:val="clear" w:color="auto" w:fill="FFFFFF"/>
-        <w:spacing w:before="0" w:beforeAutospacing="0" w:after="240" w:afterAutospacing="0" w:line="450" w:lineRule="atLeast"/>
-        <w:jc w:val="both"/>
-        <w:rPr>
-          <w:rStyle w:val="a5"/>
-          <w:b/>
-          <w:bCs/>
-          <w:color w:val="0F1115"/>
-          <w:sz w:val="24"/>
-          <w:szCs w:val="24"/>
-        </w:rPr>
-      </w:pPr>
-      <w:r>
-        <w:rPr>
-          <w:rStyle w:val="a5"/>
-          <w:b/>
-          <w:bCs/>
-          <w:color w:val="0F1115"/>
-          <w:sz w:val="24"/>
-          <w:szCs w:val="24"/>
-        </w:rPr>
-        <w:t xml:space="preserve">    └── Реализация адаптера (с retry и fallback).py  # (можно удалить)</w:t>
-      </w:r>
-    </w:p>
-    <w:p>
-      <w:pPr>
-        <w:pStyle w:val="3"/>
-        <w:shd w:val="clear" w:color="auto" w:fill="FFFFFF"/>
-        <w:spacing w:before="0" w:beforeAutospacing="0" w:after="240" w:afterAutospacing="0" w:line="450" w:lineRule="atLeast"/>
-        <w:jc w:val="both"/>
-        <w:rPr>
-          <w:rStyle w:val="a5"/>
-          <w:b/>
-          <w:bCs/>
-          <w:color w:val="0F1115"/>
-          <w:sz w:val="28"/>
-          <w:szCs w:val="28"/>
-        </w:rPr>
-      </w:pPr>
-    </w:p>
-    <w:p>
-      <w:pPr>
-        <w:pStyle w:val="3"/>
-        <w:shd w:val="clear" w:color="auto" w:fill="FFFFFF"/>
-        <w:spacing w:before="0" w:beforeAutospacing="0" w:after="240" w:afterAutospacing="0" w:line="450" w:lineRule="atLeast"/>
-        <w:jc w:val="both"/>
-        <w:rPr>
-          <w:rStyle w:val="a5"/>
-          <w:b/>
-          <w:bCs/>
-          <w:color w:val="0F1115"/>
-          <w:sz w:val="28"/>
-          <w:szCs w:val="28"/>
-        </w:rPr>
-      </w:pPr>
-    </w:p>
-    <w:p>
-      <w:pPr>
-        <w:pStyle w:val="3"/>
-        <w:shd w:val="clear" w:color="auto" w:fill="FFFFFF"/>
-        <w:spacing w:before="0" w:beforeAutospacing="0" w:after="240" w:afterAutospacing="0" w:line="450" w:lineRule="atLeast"/>
-        <w:jc w:val="both"/>
-        <w:rPr>
-          <w:rStyle w:val="a5"/>
-          <w:b/>
-          <w:bCs/>
-          <w:color w:val="0F1115"/>
-          <w:sz w:val="28"/>
-          <w:szCs w:val="28"/>
-        </w:rPr>
-      </w:pPr>
-    </w:p>
-    <w:p>
-      <w:pPr>
-        <w:pStyle w:val="3"/>
-        <w:shd w:val="clear" w:color="auto" w:fill="FFFFFF"/>
-        <w:spacing w:before="0" w:beforeAutospacing="0" w:after="240" w:afterAutospacing="0" w:line="450" w:lineRule="atLeast"/>
-        <w:jc w:val="both"/>
-        <w:rPr>
-          <w:rStyle w:val="a5"/>
-          <w:b/>
-          <w:bCs/>
-          <w:color w:val="0F1115"/>
-          <w:sz w:val="28"/>
-          <w:szCs w:val="28"/>
-        </w:rPr>
-      </w:pPr>
-    </w:p>
-    <w:p>
-      <w:pPr>
-        <w:pStyle w:val="3"/>
-        <w:shd w:val="clear" w:color="auto" w:fill="FFFFFF"/>
-        <w:spacing w:before="0" w:beforeAutospacing="0" w:after="240" w:afterAutospacing="0" w:line="450" w:lineRule="atLeast"/>
-        <w:jc w:val="both"/>
-        <w:rPr>
-          <w:rStyle w:val="a5"/>
-          <w:b/>
-          <w:bCs/>
-          <w:color w:val="0F1115"/>
-          <w:sz w:val="28"/>
-          <w:szCs w:val="28"/>
-        </w:rPr>
-      </w:pPr>
-    </w:p>
-    <w:p>
-      <w:pPr>
-        <w:pStyle w:val="3"/>
-        <w:shd w:val="clear" w:color="auto" w:fill="FFFFFF"/>
-        <w:spacing w:before="0" w:beforeAutospacing="0" w:after="240" w:afterAutospacing="0" w:line="450" w:lineRule="atLeast"/>
-        <w:jc w:val="both"/>
-        <w:rPr>
-          <w:rStyle w:val="a5"/>
-          <w:b/>
-          <w:bCs/>
-          <w:color w:val="0F1115"/>
-          <w:sz w:val="28"/>
-          <w:szCs w:val="28"/>
-        </w:rPr>
-      </w:pPr>
-    </w:p>
-    <w:p>
-      <w:pPr>
-        <w:pStyle w:val="3"/>
-        <w:shd w:val="clear" w:color="auto" w:fill="FFFFFF"/>
-        <w:spacing w:before="0" w:beforeAutospacing="0" w:after="240" w:afterAutospacing="0" w:line="450" w:lineRule="atLeast"/>
-        <w:jc w:val="both"/>
-        <w:rPr>
-          <w:rStyle w:val="a5"/>
-          <w:b/>
-          <w:bCs/>
-          <w:color w:val="0F1115"/>
-          <w:sz w:val="28"/>
-          <w:szCs w:val="28"/>
-        </w:rPr>
-      </w:pPr>
-    </w:p>
-    <w:p>
-      <w:pPr>
-        <w:pStyle w:val="3"/>
-        <w:shd w:val="clear" w:color="auto" w:fill="FFFFFF"/>
-        <w:spacing w:before="0" w:beforeAutospacing="0" w:after="240" w:afterAutospacing="0" w:line="450" w:lineRule="atLeast"/>
-        <w:jc w:val="both"/>
-        <w:rPr>
-          <w:color w:val="0F1115"/>
-          <w:sz w:val="28"/>
-          <w:szCs w:val="28"/>
-        </w:rPr>
-      </w:pPr>
-      <w:r>
-        <w:rPr>
-          <w:rStyle w:val="a5"/>
-          <w:b/>
-          <w:bCs/>
-          <w:color w:val="0F1115"/>
-          <w:sz w:val="28"/>
-          <w:szCs w:val="28"/>
-        </w:rPr>
         <w:t>2. Реализация компонентов</w:t>
       </w:r>
     </w:p>
@@ -1941,7 +1943,7 @@
       <w:pPr>
         <w:pStyle w:val="4"/>
         <w:shd w:val="clear" w:color="auto" w:fill="FFFFFF"/>
-        <w:spacing w:before="0" w:after="240" w:line="420" w:lineRule="atLeast"/>
+        <w:spacing w:before="0"/>
         <w:rPr>
           <w:rStyle w:val="a5"/>
           <w:rFonts w:ascii="Times New Roman" w:hAnsi="Times New Roman" w:cs="Times New Roman"/>
@@ -1967,7 +1969,7 @@
       <w:pPr>
         <w:pStyle w:val="4"/>
         <w:shd w:val="clear" w:color="auto" w:fill="FFFFFF"/>
-        <w:spacing w:before="0" w:after="240" w:line="420" w:lineRule="atLeast"/>
+        <w:spacing w:before="0"/>
         <w:ind w:firstLine="0"/>
         <w:rPr>
           <w:rFonts w:ascii="Times New Roman" w:hAnsi="Times New Roman" w:cs="Times New Roman"/>
@@ -1976,6 +1978,11 @@
         </w:rPr>
       </w:pPr>
       <w:r>
+        <w:rPr>
+          <w:rFonts w:ascii="Times New Roman" w:hAnsi="Times New Roman" w:cs="Times New Roman"/>
+          <w:noProof/>
+          <w:szCs w:val="28"/>
+        </w:rPr>
         <w:drawing>
           <wp:inline distT="0" distB="0" distL="0" distR="0" wp14:anchorId="02F6C486" wp14:editId="22981237">
             <wp:extent cx="5940425" cy="2816860"/>
@@ -2017,13 +2024,14 @@
       <w:pPr>
         <w:pStyle w:val="4"/>
         <w:shd w:val="clear" w:color="auto" w:fill="FFFFFF"/>
-        <w:spacing w:before="240" w:after="240" w:line="420" w:lineRule="atLeast"/>
+        <w:spacing w:before="240"/>
         <w:rPr>
           <w:rStyle w:val="a5"/>
           <w:rFonts w:ascii="Times New Roman" w:hAnsi="Times New Roman" w:cs="Times New Roman"/>
           <w:b w:val="0"/>
           <w:bCs w:val="0"/>
           <w:color w:val="0F1115"/>
+          <w:szCs w:val="28"/>
         </w:rPr>
       </w:pPr>
       <w:r>
@@ -2033,6 +2041,7 @@
           <w:b w:val="0"/>
           <w:bCs w:val="0"/>
           <w:color w:val="0F1115"/>
+          <w:szCs w:val="28"/>
         </w:rPr>
         <w:t>2.2. Реализация адаптера (с retry и fallback)</w:t>
       </w:r>
@@ -2049,6 +2058,10 @@
         </w:rPr>
       </w:pPr>
       <w:r>
+        <w:rPr>
+          <w:noProof/>
+          <w:szCs w:val="28"/>
+        </w:rPr>
         <w:drawing>
           <wp:inline distT="0" distB="0" distL="0" distR="0" wp14:anchorId="7BC943CB" wp14:editId="58DFD97D">
             <wp:extent cx="5940425" cy="3000375"/>
@@ -2088,7 +2101,9 @@
     </w:p>
     <w:p>
       <w:pPr>
+        <w:spacing w:after="160" w:line="259" w:lineRule="auto"/>
         <w:ind w:firstLine="0"/>
+        <w:jc w:val="left"/>
         <w:rPr>
           <w:rStyle w:val="a5"/>
           <w:b w:val="0"/>
@@ -2097,10 +2112,7 @@
           <w:szCs w:val="28"/>
         </w:rPr>
       </w:pPr>
-    </w:p>
-    <w:p>
-      <w:pPr>
-        <w:ind w:firstLine="0"/>
+      <w:r>
         <w:rPr>
           <w:rStyle w:val="a5"/>
           <w:b w:val="0"/>
@@ -2108,93 +2120,41 @@
           <w:color w:val="0F1115"/>
           <w:szCs w:val="28"/>
         </w:rPr>
-      </w:pPr>
-    </w:p>
-    <w:p>
-      <w:pPr>
-        <w:ind w:firstLine="0"/>
-        <w:rPr>
-          <w:rStyle w:val="a5"/>
-          <w:b w:val="0"/>
-          <w:bCs w:val="0"/>
-          <w:color w:val="0F1115"/>
-          <w:szCs w:val="28"/>
-        </w:rPr>
-      </w:pPr>
-    </w:p>
-    <w:p>
-      <w:pPr>
-        <w:ind w:firstLine="0"/>
-        <w:rPr>
-          <w:rStyle w:val="a5"/>
-          <w:b w:val="0"/>
-          <w:bCs w:val="0"/>
-          <w:color w:val="0F1115"/>
-          <w:szCs w:val="28"/>
-        </w:rPr>
-      </w:pPr>
-    </w:p>
-    <w:p>
-      <w:pPr>
-        <w:ind w:firstLine="0"/>
-        <w:rPr>
-          <w:rStyle w:val="a5"/>
-          <w:b w:val="0"/>
-          <w:bCs w:val="0"/>
-          <w:color w:val="0F1115"/>
-          <w:szCs w:val="28"/>
-        </w:rPr>
-      </w:pPr>
-    </w:p>
-    <w:p>
-      <w:pPr>
-        <w:ind w:firstLine="0"/>
-        <w:rPr>
-          <w:rStyle w:val="a5"/>
-          <w:b w:val="0"/>
-          <w:bCs w:val="0"/>
-          <w:color w:val="0F1115"/>
-          <w:szCs w:val="28"/>
-        </w:rPr>
-      </w:pPr>
-    </w:p>
-    <w:p>
-      <w:pPr>
-        <w:ind w:firstLine="0"/>
-        <w:rPr>
-          <w:rStyle w:val="a5"/>
-        </w:rPr>
-      </w:pPr>
-      <w:r>
-        <w:rPr>
-          <w:rStyle w:val="a5"/>
-          <w:color w:val="0F1115"/>
-          <w:szCs w:val="28"/>
-        </w:rPr>
-        <w:t>А</w:t>
-      </w:r>
-      <w:r>
-        <w:rPr>
-          <w:rStyle w:val="a5"/>
-          <w:color w:val="0F1115"/>
-          <w:szCs w:val="28"/>
-        </w:rPr>
-        <w:t>даптер в сервисе бронирования:</w:t>
+        <w:br w:type="page"/>
+      </w:r>
+    </w:p>
+    <w:p>
+      <w:pPr>
+        <w:rPr>
+          <w:rStyle w:val="a5"/>
+          <w:szCs w:val="28"/>
+        </w:rPr>
+      </w:pPr>
+      <w:r>
+        <w:rPr>
+          <w:rStyle w:val="a5"/>
+          <w:color w:val="0F1115"/>
+          <w:szCs w:val="28"/>
+        </w:rPr>
+        <w:lastRenderedPageBreak/>
+        <w:t>Адаптер в сервисе бронирования:</w:t>
       </w:r>
     </w:p>
     <w:p>
       <w:pPr>
         <w:pStyle w:val="3"/>
         <w:shd w:val="clear" w:color="auto" w:fill="FFFFFF"/>
-        <w:spacing w:before="480" w:beforeAutospacing="0" w:after="240" w:afterAutospacing="0" w:line="450" w:lineRule="atLeast"/>
-        <w:rPr>
-          <w:color w:val="0F1115"/>
-          <w:sz w:val="28"/>
-          <w:szCs w:val="28"/>
-        </w:rPr>
-      </w:pPr>
-      <w:r>
-        <w:rPr>
+        <w:spacing w:before="480" w:beforeAutospacing="0" w:after="0" w:afterAutospacing="0" w:line="360" w:lineRule="auto"/>
+        <w:ind w:firstLine="709"/>
+        <w:rPr>
+          <w:color w:val="0F1115"/>
+          <w:sz w:val="28"/>
+          <w:szCs w:val="28"/>
+        </w:rPr>
+      </w:pPr>
+      <w:r>
+        <w:rPr>
+          <w:noProof/>
           <w:color w:val="0F1115"/>
           <w:sz w:val="28"/>
           <w:szCs w:val="28"/>
@@ -2238,7 +2198,6 @@
     </w:p>
     <w:p>
       <w:pPr>
-        <w:ind w:firstLine="0"/>
         <w:rPr>
           <w:szCs w:val="28"/>
         </w:rPr>
@@ -2248,7 +2207,8 @@
       <w:pPr>
         <w:pStyle w:val="3"/>
         <w:shd w:val="clear" w:color="auto" w:fill="FFFFFF"/>
-        <w:spacing w:before="480" w:beforeAutospacing="0" w:after="240" w:afterAutospacing="0" w:line="450" w:lineRule="atLeast"/>
+        <w:spacing w:before="480" w:beforeAutospacing="0" w:after="0" w:afterAutospacing="0" w:line="360" w:lineRule="auto"/>
+        <w:ind w:firstLine="709"/>
         <w:rPr>
           <w:color w:val="0F1115"/>
           <w:sz w:val="28"/>
@@ -2283,7 +2243,8 @@
           <w:numId w:val="1"/>
         </w:numPr>
         <w:shd w:val="clear" w:color="auto" w:fill="FFFFFF"/>
-        <w:spacing w:before="0" w:beforeAutospacing="0" w:after="0" w:afterAutospacing="0"/>
+        <w:spacing w:before="0" w:beforeAutospacing="0" w:after="0" w:afterAutospacing="0" w:line="360" w:lineRule="auto"/>
+        <w:ind w:firstLine="709"/>
         <w:jc w:val="both"/>
         <w:rPr>
           <w:color w:val="0F1115"/>
@@ -2309,7 +2270,8 @@
           <w:numId w:val="1"/>
         </w:numPr>
         <w:shd w:val="clear" w:color="auto" w:fill="FFFFFF"/>
-        <w:spacing w:before="0" w:beforeAutospacing="0" w:after="0" w:afterAutospacing="0"/>
+        <w:spacing w:before="0" w:beforeAutospacing="0" w:after="0" w:afterAutospacing="0" w:line="360" w:lineRule="auto"/>
+        <w:ind w:firstLine="709"/>
         <w:jc w:val="both"/>
         <w:rPr>
           <w:color w:val="0F1115"/>
@@ -2386,7 +2348,8 @@
           <w:numId w:val="1"/>
         </w:numPr>
         <w:shd w:val="clear" w:color="auto" w:fill="FFFFFF"/>
-        <w:spacing w:before="0" w:beforeAutospacing="0" w:after="0" w:afterAutospacing="0"/>
+        <w:spacing w:before="0" w:beforeAutospacing="0" w:after="0" w:afterAutospacing="0" w:line="360" w:lineRule="auto"/>
+        <w:ind w:firstLine="709"/>
         <w:jc w:val="both"/>
         <w:rPr>
           <w:color w:val="0F1115"/>
@@ -2420,7 +2383,8 @@
           <w:numId w:val="1"/>
         </w:numPr>
         <w:shd w:val="clear" w:color="auto" w:fill="FFFFFF"/>
-        <w:spacing w:before="0" w:beforeAutospacing="0" w:after="0" w:afterAutospacing="0"/>
+        <w:spacing w:before="0" w:beforeAutospacing="0" w:after="0" w:afterAutospacing="0" w:line="360" w:lineRule="auto"/>
+        <w:ind w:firstLine="709"/>
         <w:jc w:val="both"/>
         <w:rPr>
           <w:color w:val="0F1115"/>
@@ -2454,7 +2418,8 @@
           <w:numId w:val="1"/>
         </w:numPr>
         <w:shd w:val="clear" w:color="auto" w:fill="FFFFFF"/>
-        <w:spacing w:before="0" w:beforeAutospacing="0" w:after="0" w:afterAutospacing="0"/>
+        <w:spacing w:before="0" w:beforeAutospacing="0" w:after="0" w:afterAutospacing="0" w:line="360" w:lineRule="auto"/>
+        <w:ind w:firstLine="709"/>
         <w:jc w:val="both"/>
         <w:rPr>
           <w:color w:val="0F1115"/>
@@ -2484,16 +2449,18 @@
       <w:pPr>
         <w:pStyle w:val="3"/>
         <w:shd w:val="clear" w:color="auto" w:fill="FFFFFF"/>
-        <w:spacing w:before="0" w:beforeAutospacing="0" w:after="240" w:afterAutospacing="0" w:line="450" w:lineRule="atLeast"/>
-        <w:jc w:val="both"/>
-        <w:rPr>
-          <w:color w:val="0F1115"/>
-          <w:sz w:val="28"/>
-          <w:szCs w:val="28"/>
-        </w:rPr>
-      </w:pPr>
-      <w:r>
-        <w:rPr>
+        <w:spacing w:before="0" w:beforeAutospacing="0" w:after="0" w:afterAutospacing="0" w:line="360" w:lineRule="auto"/>
+        <w:ind w:firstLine="709"/>
+        <w:jc w:val="both"/>
+        <w:rPr>
+          <w:color w:val="0F1115"/>
+          <w:sz w:val="28"/>
+          <w:szCs w:val="28"/>
+        </w:rPr>
+      </w:pPr>
+      <w:r>
+        <w:rPr>
+          <w:noProof/>
           <w:color w:val="0F1115"/>
           <w:sz w:val="28"/>
           <w:szCs w:val="28"/>
@@ -2546,7 +2513,8 @@
       <w:pPr>
         <w:pStyle w:val="ds-markdown-paragraph"/>
         <w:shd w:val="clear" w:color="auto" w:fill="FFFFFF"/>
-        <w:spacing w:before="0" w:beforeAutospacing="0" w:after="240" w:afterAutospacing="0"/>
+        <w:spacing w:before="0" w:beforeAutospacing="0" w:after="0" w:afterAutospacing="0" w:line="360" w:lineRule="auto"/>
+        <w:ind w:firstLine="709"/>
         <w:jc w:val="both"/>
         <w:rPr>
           <w:b/>
@@ -2561,25 +2529,25 @@
       <w:pPr>
         <w:pStyle w:val="ds-markdown-paragraph"/>
         <w:shd w:val="clear" w:color="auto" w:fill="FFFFFF"/>
-        <w:spacing w:before="0" w:beforeAutospacing="0" w:after="240" w:afterAutospacing="0"/>
-        <w:jc w:val="both"/>
-        <w:rPr>
-          <w:b/>
-          <w:bCs/>
-          <w:color w:val="0F1115"/>
-          <w:sz w:val="28"/>
-          <w:szCs w:val="28"/>
-        </w:rPr>
-      </w:pPr>
-      <w:r>
-        <w:rPr>
-          <w:b/>
-          <w:bCs/>
-          <w:color w:val="0F1115"/>
-          <w:sz w:val="28"/>
-          <w:szCs w:val="28"/>
-        </w:rPr>
-        <w:lastRenderedPageBreak/>
+        <w:spacing w:before="0" w:beforeAutospacing="0" w:after="0" w:afterAutospacing="0" w:line="360" w:lineRule="auto"/>
+        <w:ind w:firstLine="709"/>
+        <w:jc w:val="both"/>
+        <w:rPr>
+          <w:b/>
+          <w:bCs/>
+          <w:color w:val="0F1115"/>
+          <w:sz w:val="28"/>
+          <w:szCs w:val="28"/>
+        </w:rPr>
+      </w:pPr>
+      <w:r>
+        <w:rPr>
+          <w:b/>
+          <w:bCs/>
+          <w:color w:val="0F1115"/>
+          <w:sz w:val="28"/>
+          <w:szCs w:val="28"/>
+        </w:rPr>
         <w:t>Все 9 тестов подтверждают, что:</w:t>
       </w:r>
     </w:p>
@@ -2591,7 +2559,8 @@
           <w:numId w:val="2"/>
         </w:numPr>
         <w:shd w:val="clear" w:color="auto" w:fill="FFFFFF"/>
-        <w:spacing w:before="0" w:beforeAutospacing="0" w:after="0" w:afterAutospacing="0"/>
+        <w:spacing w:before="0" w:beforeAutospacing="0" w:after="0" w:afterAutospacing="0" w:line="360" w:lineRule="auto"/>
+        <w:ind w:firstLine="709"/>
         <w:jc w:val="both"/>
         <w:rPr>
           <w:color w:val="0F1115"/>
@@ -2616,20 +2585,22 @@
           <w:numId w:val="2"/>
         </w:numPr>
         <w:shd w:val="clear" w:color="auto" w:fill="FFFFFF"/>
-        <w:spacing w:before="0" w:beforeAutospacing="0" w:after="0" w:afterAutospacing="0"/>
-        <w:jc w:val="both"/>
-        <w:rPr>
-          <w:color w:val="0F1115"/>
-          <w:sz w:val="28"/>
-          <w:szCs w:val="28"/>
-        </w:rPr>
-      </w:pPr>
-      <w:r>
-        <w:rPr>
-          <w:color w:val="0F1115"/>
-          <w:sz w:val="28"/>
-          <w:szCs w:val="28"/>
-        </w:rPr>
+        <w:spacing w:before="0" w:beforeAutospacing="0" w:after="0" w:afterAutospacing="0" w:line="360" w:lineRule="auto"/>
+        <w:ind w:firstLine="709"/>
+        <w:jc w:val="both"/>
+        <w:rPr>
+          <w:color w:val="0F1115"/>
+          <w:sz w:val="28"/>
+          <w:szCs w:val="28"/>
+        </w:rPr>
+      </w:pPr>
+      <w:r>
+        <w:rPr>
+          <w:color w:val="0F1115"/>
+          <w:sz w:val="28"/>
+          <w:szCs w:val="28"/>
+        </w:rPr>
+        <w:lastRenderedPageBreak/>
         <w:t>Retry-механизм работает (повторные попытки при ошибках)</w:t>
       </w:r>
     </w:p>
@@ -2641,7 +2612,8 @@
           <w:numId w:val="2"/>
         </w:numPr>
         <w:shd w:val="clear" w:color="auto" w:fill="FFFFFF"/>
-        <w:spacing w:before="0" w:beforeAutospacing="0" w:after="0" w:afterAutospacing="0"/>
+        <w:spacing w:before="0" w:beforeAutospacing="0" w:after="0" w:afterAutospacing="0" w:line="360" w:lineRule="auto"/>
+        <w:ind w:firstLine="709"/>
         <w:jc w:val="both"/>
         <w:rPr>
           <w:color w:val="0F1115"/>
@@ -2666,7 +2638,8 @@
           <w:numId w:val="2"/>
         </w:numPr>
         <w:shd w:val="clear" w:color="auto" w:fill="FFFFFF"/>
-        <w:spacing w:before="0" w:beforeAutospacing="0" w:after="0" w:afterAutospacing="0"/>
+        <w:spacing w:before="0" w:beforeAutospacing="0" w:after="0" w:afterAutospacing="0" w:line="360" w:lineRule="auto"/>
+        <w:ind w:firstLine="709"/>
         <w:jc w:val="both"/>
         <w:rPr>
           <w:color w:val="0F1115"/>
@@ -2691,7 +2664,8 @@
           <w:numId w:val="2"/>
         </w:numPr>
         <w:shd w:val="clear" w:color="auto" w:fill="FFFFFF"/>
-        <w:spacing w:before="0" w:beforeAutospacing="0" w:after="0" w:afterAutospacing="0"/>
+        <w:spacing w:before="0" w:beforeAutospacing="0" w:after="0" w:afterAutospacing="0" w:line="360" w:lineRule="auto"/>
+        <w:ind w:firstLine="709"/>
         <w:jc w:val="both"/>
         <w:rPr>
           <w:color w:val="0F1115"/>
@@ -2712,24 +2686,28 @@
       <w:pPr>
         <w:pStyle w:val="2"/>
         <w:shd w:val="clear" w:color="auto" w:fill="FFFFFF"/>
-        <w:spacing w:before="0" w:after="240" w:line="480" w:lineRule="atLeast"/>
-        <w:rPr>
+        <w:spacing w:before="0"/>
+        <w:rPr>
+          <w:rStyle w:val="a5"/>
           <w:rFonts w:ascii="Times New Roman" w:hAnsi="Times New Roman" w:cs="Times New Roman"/>
           <w:color w:val="0F1115"/>
           <w:sz w:val="28"/>
           <w:szCs w:val="28"/>
         </w:rPr>
       </w:pPr>
-      <w:r>
-        <w:rPr>
-          <w:rStyle w:val="a5"/>
+    </w:p>
+    <w:p>
+      <w:pPr>
+        <w:pStyle w:val="2"/>
+        <w:shd w:val="clear" w:color="auto" w:fill="FFFFFF"/>
+        <w:spacing w:before="0"/>
+        <w:rPr>
           <w:rFonts w:ascii="Times New Roman" w:hAnsi="Times New Roman" w:cs="Times New Roman"/>
           <w:color w:val="0F1115"/>
           <w:sz w:val="28"/>
           <w:szCs w:val="28"/>
         </w:rPr>
-        <w:t>К</w:t>
-      </w:r>
+      </w:pPr>
       <w:r>
         <w:rPr>
           <w:rStyle w:val="a5"/>
@@ -2738,14 +2716,15 @@
           <w:sz w:val="28"/>
           <w:szCs w:val="28"/>
         </w:rPr>
-        <w:t>онтрольные вопросы:</w:t>
+        <w:t>Контрольные вопросы:</w:t>
       </w:r>
     </w:p>
     <w:p>
       <w:pPr>
         <w:pStyle w:val="ds-markdown-paragraph"/>
         <w:shd w:val="clear" w:color="auto" w:fill="FFFFFF"/>
-        <w:spacing w:before="0" w:beforeAutospacing="0" w:after="240" w:afterAutospacing="0"/>
+        <w:spacing w:before="0" w:beforeAutospacing="0" w:after="0" w:afterAutospacing="0" w:line="360" w:lineRule="auto"/>
+        <w:ind w:firstLine="709"/>
         <w:jc w:val="both"/>
         <w:rPr>
           <w:color w:val="0F1115"/>
@@ -2767,7 +2746,8 @@
       <w:pPr>
         <w:pStyle w:val="ds-markdown-paragraph"/>
         <w:shd w:val="clear" w:color="auto" w:fill="FFFFFF"/>
-        <w:spacing w:before="0" w:beforeAutospacing="0"/>
+        <w:spacing w:before="0" w:beforeAutospacing="0" w:after="0" w:afterAutospacing="0" w:line="360" w:lineRule="auto"/>
+        <w:ind w:firstLine="709"/>
         <w:jc w:val="both"/>
         <w:rPr>
           <w:color w:val="0F1115"/>
@@ -2788,7 +2768,8 @@
       <w:pPr>
         <w:pStyle w:val="ds-markdown-paragraph"/>
         <w:shd w:val="clear" w:color="auto" w:fill="FFFFFF"/>
-        <w:spacing w:before="0" w:beforeAutospacing="0" w:after="240" w:afterAutospacing="0"/>
+        <w:spacing w:before="0" w:beforeAutospacing="0" w:after="0" w:afterAutospacing="0" w:line="360" w:lineRule="auto"/>
+        <w:ind w:firstLine="709"/>
         <w:jc w:val="both"/>
         <w:rPr>
           <w:color w:val="0F1115"/>
@@ -2810,7 +2791,8 @@
       <w:pPr>
         <w:pStyle w:val="ds-markdown-paragraph"/>
         <w:shd w:val="clear" w:color="auto" w:fill="FFFFFF"/>
-        <w:spacing w:before="0" w:beforeAutospacing="0"/>
+        <w:spacing w:before="0" w:beforeAutospacing="0" w:after="0" w:afterAutospacing="0" w:line="360" w:lineRule="auto"/>
+        <w:ind w:firstLine="709"/>
         <w:jc w:val="both"/>
         <w:rPr>
           <w:color w:val="0F1115"/>
@@ -2831,7 +2813,8 @@
       <w:pPr>
         <w:pStyle w:val="ds-markdown-paragraph"/>
         <w:shd w:val="clear" w:color="auto" w:fill="FFFFFF"/>
-        <w:spacing w:before="0" w:beforeAutospacing="0" w:after="240" w:afterAutospacing="0"/>
+        <w:spacing w:before="0" w:beforeAutospacing="0" w:after="0" w:afterAutospacing="0" w:line="360" w:lineRule="auto"/>
+        <w:ind w:firstLine="709"/>
         <w:jc w:val="both"/>
         <w:rPr>
           <w:color w:val="0F1115"/>
@@ -2853,7 +2836,8 @@
       <w:pPr>
         <w:pStyle w:val="ds-markdown-paragraph"/>
         <w:shd w:val="clear" w:color="auto" w:fill="FFFFFF"/>
-        <w:spacing w:before="0" w:beforeAutospacing="0"/>
+        <w:spacing w:before="0" w:beforeAutospacing="0" w:after="0" w:afterAutospacing="0" w:line="360" w:lineRule="auto"/>
+        <w:ind w:firstLine="709"/>
         <w:jc w:val="both"/>
         <w:rPr>
           <w:color w:val="0F1115"/>
@@ -2874,7 +2858,8 @@
       <w:pPr>
         <w:pStyle w:val="ds-markdown-paragraph"/>
         <w:shd w:val="clear" w:color="auto" w:fill="FFFFFF"/>
-        <w:spacing w:before="0" w:beforeAutospacing="0" w:after="240" w:afterAutospacing="0"/>
+        <w:spacing w:before="0" w:beforeAutospacing="0" w:after="0" w:afterAutospacing="0" w:line="360" w:lineRule="auto"/>
+        <w:ind w:firstLine="709"/>
         <w:jc w:val="both"/>
         <w:rPr>
           <w:color w:val="0F1115"/>
@@ -2896,7 +2881,8 @@
       <w:pPr>
         <w:pStyle w:val="ds-markdown-paragraph"/>
         <w:shd w:val="clear" w:color="auto" w:fill="FFFFFF"/>
-        <w:spacing w:before="0" w:beforeAutospacing="0"/>
+        <w:spacing w:before="0" w:beforeAutospacing="0" w:after="0" w:afterAutospacing="0" w:line="360" w:lineRule="auto"/>
+        <w:ind w:firstLine="709"/>
         <w:jc w:val="both"/>
         <w:rPr>
           <w:color w:val="0F1115"/>
@@ -2917,7 +2903,8 @@
       <w:pPr>
         <w:pStyle w:val="ds-markdown-paragraph"/>
         <w:shd w:val="clear" w:color="auto" w:fill="FFFFFF"/>
-        <w:spacing w:before="0" w:beforeAutospacing="0" w:after="240" w:afterAutospacing="0"/>
+        <w:spacing w:before="0" w:beforeAutospacing="0" w:after="0" w:afterAutospacing="0" w:line="360" w:lineRule="auto"/>
+        <w:ind w:firstLine="709"/>
         <w:jc w:val="both"/>
         <w:rPr>
           <w:color w:val="0F1115"/>
@@ -2939,7 +2926,8 @@
       <w:pPr>
         <w:pStyle w:val="ds-markdown-paragraph"/>
         <w:shd w:val="clear" w:color="auto" w:fill="FFFFFF"/>
-        <w:spacing w:before="0" w:beforeAutospacing="0"/>
+        <w:spacing w:before="0" w:beforeAutospacing="0" w:after="0" w:afterAutospacing="0" w:line="360" w:lineRule="auto"/>
+        <w:ind w:firstLine="709"/>
         <w:jc w:val="both"/>
         <w:rPr>
           <w:color w:val="0F1115"/>
@@ -2960,7 +2948,8 @@
       <w:pPr>
         <w:pStyle w:val="ds-markdown-paragraph"/>
         <w:shd w:val="clear" w:color="auto" w:fill="FFFFFF"/>
-        <w:spacing w:before="0" w:beforeAutospacing="0" w:after="240" w:afterAutospacing="0"/>
+        <w:spacing w:before="0" w:beforeAutospacing="0" w:after="0" w:afterAutospacing="0" w:line="360" w:lineRule="auto"/>
+        <w:ind w:firstLine="709"/>
         <w:jc w:val="both"/>
         <w:rPr>
           <w:color w:val="0F1115"/>
@@ -2982,7 +2971,8 @@
       <w:pPr>
         <w:pStyle w:val="ds-markdown-paragraph"/>
         <w:shd w:val="clear" w:color="auto" w:fill="FFFFFF"/>
-        <w:spacing w:before="0" w:beforeAutospacing="0"/>
+        <w:spacing w:before="0" w:beforeAutospacing="0" w:after="0" w:afterAutospacing="0" w:line="360" w:lineRule="auto"/>
+        <w:ind w:firstLine="709"/>
         <w:jc w:val="both"/>
         <w:rPr>
           <w:color w:val="0F1115"/>
@@ -3003,7 +2993,8 @@
       <w:pPr>
         <w:pStyle w:val="ds-markdown-paragraph"/>
         <w:shd w:val="clear" w:color="auto" w:fill="FFFFFF"/>
-        <w:spacing w:before="0" w:beforeAutospacing="0" w:after="240" w:afterAutospacing="0"/>
+        <w:spacing w:before="0" w:beforeAutospacing="0" w:after="0" w:afterAutospacing="0" w:line="360" w:lineRule="auto"/>
+        <w:ind w:firstLine="709"/>
         <w:jc w:val="both"/>
         <w:rPr>
           <w:color w:val="0F1115"/>
@@ -3025,9 +3016,13 @@
       <w:pPr>
         <w:pStyle w:val="ds-markdown-paragraph"/>
         <w:shd w:val="clear" w:color="auto" w:fill="FFFFFF"/>
-        <w:spacing w:before="0" w:beforeAutospacing="0"/>
-        <w:jc w:val="both"/>
-        <w:rPr>
+        <w:spacing w:before="0" w:beforeAutospacing="0" w:after="0" w:afterAutospacing="0" w:line="360" w:lineRule="auto"/>
+        <w:ind w:firstLine="709"/>
+        <w:jc w:val="both"/>
+        <w:rPr>
+          <w:rStyle w:val="a5"/>
+          <w:b w:val="0"/>
+          <w:bCs w:val="0"/>
           <w:color w:val="0F1115"/>
           <w:sz w:val="28"/>
           <w:szCs w:val="28"/>
@@ -3124,225 +3119,201 @@
       <w:pPr>
         <w:pStyle w:val="ds-markdown-paragraph"/>
         <w:shd w:val="clear" w:color="auto" w:fill="FFFFFF"/>
-        <w:spacing w:before="0" w:beforeAutospacing="0" w:after="240" w:afterAutospacing="0"/>
-        <w:jc w:val="both"/>
-        <w:rPr>
-          <w:rStyle w:val="a5"/>
-          <w:color w:val="0F1115"/>
-          <w:sz w:val="28"/>
-          <w:szCs w:val="28"/>
-        </w:rPr>
-      </w:pPr>
+        <w:spacing w:before="0" w:beforeAutospacing="0" w:after="0" w:afterAutospacing="0" w:line="360" w:lineRule="auto"/>
+        <w:ind w:firstLine="709"/>
+        <w:jc w:val="both"/>
+        <w:rPr>
+          <w:color w:val="0F1115"/>
+          <w:sz w:val="28"/>
+          <w:szCs w:val="28"/>
+        </w:rPr>
+      </w:pPr>
+      <w:r>
+        <w:rPr>
+          <w:rStyle w:val="a5"/>
+          <w:color w:val="0F1115"/>
+          <w:sz w:val="28"/>
+          <w:szCs w:val="28"/>
+        </w:rPr>
+        <w:t>8. Как протестировать сервис без подключения к реальной БД?</w:t>
+      </w:r>
     </w:p>
     <w:p>
       <w:pPr>
         <w:pStyle w:val="ds-markdown-paragraph"/>
         <w:shd w:val="clear" w:color="auto" w:fill="FFFFFF"/>
-        <w:spacing w:before="0" w:beforeAutospacing="0" w:after="240" w:afterAutospacing="0"/>
-        <w:jc w:val="both"/>
-        <w:rPr>
-          <w:rStyle w:val="a5"/>
-          <w:color w:val="0F1115"/>
-          <w:sz w:val="28"/>
-          <w:szCs w:val="28"/>
-        </w:rPr>
-      </w:pPr>
+        <w:spacing w:before="0" w:beforeAutospacing="0" w:after="0" w:afterAutospacing="0" w:line="360" w:lineRule="auto"/>
+        <w:ind w:firstLine="709"/>
+        <w:jc w:val="both"/>
+        <w:rPr>
+          <w:color w:val="0F1115"/>
+          <w:sz w:val="28"/>
+          <w:szCs w:val="28"/>
+        </w:rPr>
+      </w:pPr>
+      <w:r>
+        <w:rPr>
+          <w:color w:val="0F1115"/>
+          <w:sz w:val="28"/>
+          <w:szCs w:val="28"/>
+        </w:rPr>
+        <w:lastRenderedPageBreak/>
+        <w:t>Использовать моки (Mock) для репозиториев и адаптеров, подменяя их поведение в тестах.</w:t>
+      </w:r>
+    </w:p>
+    <w:p>
+      <w:pPr>
+        <w:pStyle w:val="2"/>
+        <w:shd w:val="clear" w:color="auto" w:fill="FFFFFF"/>
+        <w:spacing w:before="0"/>
+        <w:rPr>
+          <w:rFonts w:ascii="Times New Roman" w:hAnsi="Times New Roman" w:cs="Times New Roman"/>
+          <w:color w:val="0F1115"/>
+          <w:sz w:val="28"/>
+          <w:szCs w:val="28"/>
+        </w:rPr>
+      </w:pPr>
+      <w:r>
+        <w:rPr>
+          <w:rStyle w:val="a5"/>
+          <w:rFonts w:ascii="Times New Roman" w:hAnsi="Times New Roman" w:cs="Times New Roman"/>
+          <w:color w:val="0F1115"/>
+          <w:sz w:val="28"/>
+          <w:szCs w:val="28"/>
+        </w:rPr>
+        <w:t>Вывод:</w:t>
+      </w:r>
     </w:p>
     <w:p>
       <w:pPr>
         <w:pStyle w:val="ds-markdown-paragraph"/>
         <w:shd w:val="clear" w:color="auto" w:fill="FFFFFF"/>
-        <w:spacing w:before="0" w:beforeAutospacing="0" w:after="240" w:afterAutospacing="0"/>
-        <w:jc w:val="both"/>
-        <w:rPr>
-          <w:color w:val="0F1115"/>
-          <w:sz w:val="28"/>
-          <w:szCs w:val="28"/>
-        </w:rPr>
-      </w:pPr>
-      <w:r>
-        <w:rPr>
-          <w:rStyle w:val="a5"/>
-          <w:color w:val="0F1115"/>
-          <w:sz w:val="28"/>
-          <w:szCs w:val="28"/>
-        </w:rPr>
-        <w:lastRenderedPageBreak/>
-        <w:t>8. Как протестировать сервис без подключения к реальной БД?</w:t>
+        <w:spacing w:before="0" w:beforeAutospacing="0" w:after="0" w:afterAutospacing="0" w:line="360" w:lineRule="auto"/>
+        <w:ind w:firstLine="709"/>
+        <w:jc w:val="both"/>
+        <w:rPr>
+          <w:color w:val="0F1115"/>
+          <w:sz w:val="28"/>
+          <w:szCs w:val="28"/>
+        </w:rPr>
+      </w:pPr>
+      <w:r>
+        <w:rPr>
+          <w:color w:val="0F1115"/>
+          <w:sz w:val="28"/>
+          <w:szCs w:val="28"/>
+        </w:rPr>
+        <w:t>В ходе выполнения практической работы я реализовала сервисный слой для системы управления бронированиями с использованием паттернов </w:t>
+      </w:r>
+      <w:r>
+        <w:rPr>
+          <w:rStyle w:val="a5"/>
+          <w:color w:val="0F1115"/>
+          <w:sz w:val="28"/>
+          <w:szCs w:val="28"/>
+        </w:rPr>
+        <w:t>Repository</w:t>
+      </w:r>
+      <w:r>
+        <w:rPr>
+          <w:color w:val="0F1115"/>
+          <w:sz w:val="28"/>
+          <w:szCs w:val="28"/>
+        </w:rPr>
+        <w:t>, </w:t>
+      </w:r>
+      <w:r>
+        <w:rPr>
+          <w:rStyle w:val="a5"/>
+          <w:color w:val="0F1115"/>
+          <w:sz w:val="28"/>
+          <w:szCs w:val="28"/>
+        </w:rPr>
+        <w:t>Service Layer</w:t>
+      </w:r>
+      <w:r>
+        <w:rPr>
+          <w:color w:val="0F1115"/>
+          <w:sz w:val="28"/>
+          <w:szCs w:val="28"/>
+        </w:rPr>
+        <w:t>, </w:t>
+      </w:r>
+      <w:r>
+        <w:rPr>
+          <w:rStyle w:val="a5"/>
+          <w:color w:val="0F1115"/>
+          <w:sz w:val="28"/>
+          <w:szCs w:val="28"/>
+        </w:rPr>
+        <w:t>Unit of Work</w:t>
+      </w:r>
+      <w:r>
+        <w:rPr>
+          <w:color w:val="0F1115"/>
+          <w:sz w:val="28"/>
+          <w:szCs w:val="28"/>
+        </w:rPr>
+        <w:t> и </w:t>
+      </w:r>
+      <w:r>
+        <w:rPr>
+          <w:rStyle w:val="a5"/>
+          <w:color w:val="0F1115"/>
+          <w:sz w:val="28"/>
+          <w:szCs w:val="28"/>
+        </w:rPr>
+        <w:t>Adapter</w:t>
+      </w:r>
+      <w:r>
+        <w:rPr>
+          <w:color w:val="0F1115"/>
+          <w:sz w:val="28"/>
+          <w:szCs w:val="28"/>
+        </w:rPr>
+        <w:t>. Интегрировала проверку доступности номеров через внешний API с механизмами </w:t>
+      </w:r>
+      <w:r>
+        <w:rPr>
+          <w:rStyle w:val="a5"/>
+          <w:color w:val="0F1115"/>
+          <w:sz w:val="28"/>
+          <w:szCs w:val="28"/>
+        </w:rPr>
+        <w:t>retry</w:t>
+      </w:r>
+      <w:r>
+        <w:rPr>
+          <w:color w:val="0F1115"/>
+          <w:sz w:val="28"/>
+          <w:szCs w:val="28"/>
+        </w:rPr>
+        <w:t> и </w:t>
+      </w:r>
+      <w:r>
+        <w:rPr>
+          <w:rStyle w:val="a5"/>
+          <w:color w:val="0F1115"/>
+          <w:sz w:val="28"/>
+          <w:szCs w:val="28"/>
+        </w:rPr>
+        <w:t>fallback</w:t>
+      </w:r>
+      <w:r>
+        <w:rPr>
+          <w:color w:val="0F1115"/>
+          <w:sz w:val="28"/>
+          <w:szCs w:val="28"/>
+        </w:rPr>
+        <w:t>. Написала unit-тесты, которые успешно прошли, подтверждая корректность бизнес-логики и отказоустойчивость системы.</w:t>
       </w:r>
     </w:p>
     <w:p>
       <w:pPr>
         <w:pStyle w:val="ds-markdown-paragraph"/>
         <w:shd w:val="clear" w:color="auto" w:fill="FFFFFF"/>
-        <w:spacing w:before="0" w:beforeAutospacing="0"/>
-        <w:jc w:val="both"/>
-        <w:rPr>
-          <w:color w:val="0F1115"/>
-          <w:sz w:val="28"/>
-          <w:szCs w:val="28"/>
-        </w:rPr>
-      </w:pPr>
-      <w:r>
-        <w:rPr>
-          <w:color w:val="0F1115"/>
-          <w:sz w:val="28"/>
-          <w:szCs w:val="28"/>
-        </w:rPr>
-        <w:t>Использовать моки (Mock) для репозиториев и адаптеров, подменяя их поведение в тестах.</w:t>
-      </w:r>
-    </w:p>
-    <w:p>
-      <w:pPr>
-        <w:pStyle w:val="2"/>
-        <w:shd w:val="clear" w:color="auto" w:fill="FFFFFF"/>
-        <w:spacing w:before="0" w:after="240" w:line="480" w:lineRule="atLeast"/>
-        <w:rPr>
-          <w:rFonts w:ascii="Times New Roman" w:hAnsi="Times New Roman" w:cs="Times New Roman"/>
-          <w:color w:val="0F1115"/>
-          <w:sz w:val="28"/>
-          <w:szCs w:val="28"/>
-        </w:rPr>
-      </w:pPr>
-      <w:r>
-        <w:rPr>
-          <w:rStyle w:val="a5"/>
-          <w:rFonts w:ascii="Times New Roman" w:hAnsi="Times New Roman" w:cs="Times New Roman"/>
-          <w:color w:val="0F1115"/>
-          <w:sz w:val="28"/>
-          <w:szCs w:val="28"/>
-        </w:rPr>
-        <w:t>Вывод:</w:t>
-      </w:r>
-    </w:p>
-    <w:p>
-      <w:pPr>
-        <w:pStyle w:val="ds-markdown-paragraph"/>
-        <w:shd w:val="clear" w:color="auto" w:fill="FFFFFF"/>
-        <w:spacing w:before="0" w:beforeAutospacing="0" w:after="240" w:afterAutospacing="0"/>
-        <w:jc w:val="both"/>
-        <w:rPr>
-          <w:color w:val="0F1115"/>
-          <w:sz w:val="28"/>
-          <w:szCs w:val="28"/>
-        </w:rPr>
-      </w:pPr>
-      <w:r>
-        <w:rPr>
-          <w:color w:val="0F1115"/>
-          <w:sz w:val="28"/>
-          <w:szCs w:val="28"/>
-        </w:rPr>
-        <w:t>В ходе выполнения практической работы я реализовала сервисный слой для системы управления бронированиями с использованием паттернов </w:t>
-      </w:r>
-      <w:r>
-        <w:rPr>
-          <w:rStyle w:val="a5"/>
-          <w:color w:val="0F1115"/>
-          <w:sz w:val="28"/>
-          <w:szCs w:val="28"/>
-        </w:rPr>
-        <w:t>Repository</w:t>
-      </w:r>
-      <w:r>
-        <w:rPr>
-          <w:color w:val="0F1115"/>
-          <w:sz w:val="28"/>
-          <w:szCs w:val="28"/>
-        </w:rPr>
-        <w:t>, </w:t>
-      </w:r>
-      <w:r>
-        <w:rPr>
-          <w:rStyle w:val="a5"/>
-          <w:color w:val="0F1115"/>
-          <w:sz w:val="28"/>
-          <w:szCs w:val="28"/>
-        </w:rPr>
-        <w:t>Service Layer</w:t>
-      </w:r>
-      <w:r>
-        <w:rPr>
-          <w:color w:val="0F1115"/>
-          <w:sz w:val="28"/>
-          <w:szCs w:val="28"/>
-        </w:rPr>
-        <w:t>, </w:t>
-      </w:r>
-      <w:r>
-        <w:rPr>
-          <w:rStyle w:val="a5"/>
-          <w:color w:val="0F1115"/>
-          <w:sz w:val="28"/>
-          <w:szCs w:val="28"/>
-        </w:rPr>
-        <w:t>Unit of Work</w:t>
-      </w:r>
-      <w:r>
-        <w:rPr>
-          <w:color w:val="0F1115"/>
-          <w:sz w:val="28"/>
-          <w:szCs w:val="28"/>
-        </w:rPr>
-        <w:t> и </w:t>
-      </w:r>
-      <w:r>
-        <w:rPr>
-          <w:rStyle w:val="a5"/>
-          <w:color w:val="0F1115"/>
-          <w:sz w:val="28"/>
-          <w:szCs w:val="28"/>
-        </w:rPr>
-        <w:t>Adapter</w:t>
-      </w:r>
-      <w:r>
-        <w:rPr>
-          <w:color w:val="0F1115"/>
-          <w:sz w:val="28"/>
-          <w:szCs w:val="28"/>
-        </w:rPr>
-        <w:t>. Интегрировала проверку доступности номеров через внешний API с механизмами </w:t>
-      </w:r>
-      <w:r>
-        <w:rPr>
-          <w:rStyle w:val="a5"/>
-          <w:color w:val="0F1115"/>
-          <w:sz w:val="28"/>
-          <w:szCs w:val="28"/>
-        </w:rPr>
-        <w:t>retry</w:t>
-      </w:r>
-      <w:r>
-        <w:rPr>
-          <w:color w:val="0F1115"/>
-          <w:sz w:val="28"/>
-          <w:szCs w:val="28"/>
-        </w:rPr>
-        <w:t> и </w:t>
-      </w:r>
-      <w:r>
-        <w:rPr>
-          <w:rStyle w:val="a5"/>
-          <w:color w:val="0F1115"/>
-          <w:sz w:val="28"/>
-          <w:szCs w:val="28"/>
-        </w:rPr>
-        <w:t>fallback</w:t>
-      </w:r>
-      <w:r>
-        <w:rPr>
-          <w:color w:val="0F1115"/>
-          <w:sz w:val="28"/>
-          <w:szCs w:val="28"/>
-        </w:rPr>
-        <w:t>. Написала unit-тесты, которые успешно прошли, подтверждая корректность бизнес-логики и отказоустойчивость системы.</w:t>
-      </w:r>
-    </w:p>
-    <w:p>
-      <w:pPr>
-        <w:pStyle w:val="ds-markdown-paragraph"/>
-        <w:shd w:val="clear" w:color="auto" w:fill="FFFFFF"/>
-        <w:spacing w:before="0" w:beforeAutospacing="0" w:after="240" w:afterAutospacing="0"/>
+        <w:spacing w:before="0" w:beforeAutospacing="0" w:after="0" w:afterAutospacing="0" w:line="360" w:lineRule="auto"/>
+        <w:ind w:firstLine="709"/>
         <w:jc w:val="both"/>
         <w:rPr>
           <w:color w:val="0F1115"/>
